--- a/flow/20230914_vu_template/drafts/2025-01-g/13-ПН-Єрміла, Стратоніка.docx
+++ b/flow/20230914_vu_template/drafts/2025-01-g/13-ПН-Єрміла, Стратоніка.docx
@@ -2276,294 +2276,7 @@
           <w:rFonts w:ascii="Times New Roman" w:hAnsi="Times New Roman"/>
           <w:sz w:val="24"/>
         </w:rPr>
-        <w:t xml:space="preserve"> </w:t>
-      </w:r>
-      <w:r>
-        <w:rPr>
-          <w:rFonts w:ascii="Times New Roman" w:hAnsi="Times New Roman"/>
-          <w:sz w:val="24"/>
-        </w:rPr>
-        <w:t>Бо</w:t>
-      </w:r>
-      <w:r>
-        <w:rPr>
-          <w:rFonts w:ascii="Times New Roman" w:hAnsi="Times New Roman"/>
-          <w:sz w:val="24"/>
-        </w:rPr>
-        <w:t xml:space="preserve"> </w:t>
-      </w:r>
-      <w:r>
-        <w:rPr>
-          <w:rFonts w:ascii="Times New Roman" w:hAnsi="Times New Roman"/>
-          <w:sz w:val="24"/>
-        </w:rPr>
-        <w:t>Твоє</w:t>
-      </w:r>
-      <w:r>
-        <w:rPr>
-          <w:rFonts w:ascii="Times New Roman" w:hAnsi="Times New Roman"/>
-          <w:sz w:val="24"/>
-        </w:rPr>
-        <w:t xml:space="preserve"> </w:t>
-      </w:r>
-      <w:r>
-        <w:rPr>
-          <w:rFonts w:ascii="Times New Roman" w:hAnsi="Times New Roman"/>
-          <w:sz w:val="24"/>
-        </w:rPr>
-        <w:t>є</w:t>
-      </w:r>
-      <w:r>
-        <w:rPr>
-          <w:rFonts w:ascii="Times New Roman" w:hAnsi="Times New Roman"/>
-          <w:sz w:val="24"/>
-        </w:rPr>
-        <w:t xml:space="preserve"> </w:t>
-      </w:r>
-      <w:r>
-        <w:rPr>
-          <w:rFonts w:ascii="Times New Roman" w:hAnsi="Times New Roman"/>
-          <w:sz w:val="24"/>
-        </w:rPr>
-        <w:t>царство,</w:t>
-      </w:r>
-      <w:r>
-        <w:rPr>
-          <w:rFonts w:ascii="Times New Roman" w:hAnsi="Times New Roman"/>
-          <w:sz w:val="24"/>
-        </w:rPr>
-        <w:t xml:space="preserve"> </w:t>
-      </w:r>
-      <w:r>
-        <w:rPr>
-          <w:rFonts w:ascii="Times New Roman" w:hAnsi="Times New Roman"/>
-          <w:sz w:val="24"/>
-        </w:rPr>
-        <w:t>і</w:t>
-      </w:r>
-      <w:r>
-        <w:rPr>
-          <w:rFonts w:ascii="Times New Roman" w:hAnsi="Times New Roman"/>
-          <w:sz w:val="24"/>
-        </w:rPr>
-        <w:t xml:space="preserve"> </w:t>
-      </w:r>
-      <w:r>
-        <w:rPr>
-          <w:rFonts w:ascii="Times New Roman" w:hAnsi="Times New Roman"/>
-          <w:sz w:val="24"/>
-        </w:rPr>
-        <w:t>сила,</w:t>
-      </w:r>
-      <w:r>
-        <w:rPr>
-          <w:rFonts w:ascii="Times New Roman" w:hAnsi="Times New Roman"/>
-          <w:sz w:val="24"/>
-        </w:rPr>
-        <w:t xml:space="preserve"> </w:t>
-      </w:r>
-      <w:r>
-        <w:rPr>
-          <w:rFonts w:ascii="Times New Roman" w:hAnsi="Times New Roman"/>
-          <w:sz w:val="24"/>
-        </w:rPr>
-        <w:t>і</w:t>
-      </w:r>
-      <w:r>
-        <w:rPr>
-          <w:rFonts w:ascii="Times New Roman" w:hAnsi="Times New Roman"/>
-          <w:sz w:val="24"/>
-        </w:rPr>
-        <w:t xml:space="preserve"> </w:t>
-      </w:r>
-      <w:r>
-        <w:rPr>
-          <w:rFonts w:ascii="Times New Roman" w:hAnsi="Times New Roman"/>
-          <w:sz w:val="24"/>
-        </w:rPr>
-        <w:t>слава,</w:t>
-      </w:r>
-      <w:r>
-        <w:rPr>
-          <w:rFonts w:ascii="Times New Roman" w:hAnsi="Times New Roman"/>
-          <w:sz w:val="24"/>
-        </w:rPr>
-        <w:t xml:space="preserve"> </w:t>
-      </w:r>
-      <w:r>
-        <w:rPr>
-          <w:rFonts w:ascii="Times New Roman" w:hAnsi="Times New Roman"/>
-          <w:sz w:val="24"/>
-        </w:rPr>
-        <w:t>Отця,</w:t>
-      </w:r>
-      <w:r>
-        <w:rPr>
-          <w:rFonts w:ascii="Times New Roman" w:hAnsi="Times New Roman"/>
-          <w:sz w:val="24"/>
-        </w:rPr>
-        <w:t xml:space="preserve"> </w:t>
-      </w:r>
-      <w:r>
-        <w:rPr>
-          <w:rFonts w:ascii="Times New Roman" w:hAnsi="Times New Roman"/>
-          <w:sz w:val="24"/>
-        </w:rPr>
-        <w:t>і</w:t>
-      </w:r>
-      <w:r>
-        <w:rPr>
-          <w:rFonts w:ascii="Times New Roman" w:hAnsi="Times New Roman"/>
-          <w:sz w:val="24"/>
-        </w:rPr>
-        <w:t xml:space="preserve"> </w:t>
-      </w:r>
-      <w:r>
-        <w:rPr>
-          <w:rFonts w:ascii="Times New Roman" w:hAnsi="Times New Roman"/>
-          <w:sz w:val="24"/>
-        </w:rPr>
-        <w:t>Сина,</w:t>
-      </w:r>
-      <w:r>
-        <w:rPr>
-          <w:rFonts w:ascii="Times New Roman" w:hAnsi="Times New Roman"/>
-          <w:sz w:val="24"/>
-        </w:rPr>
-        <w:t xml:space="preserve"> </w:t>
-      </w:r>
-      <w:r>
-        <w:rPr>
-          <w:rFonts w:ascii="Times New Roman" w:hAnsi="Times New Roman"/>
-          <w:sz w:val="24"/>
-        </w:rPr>
-        <w:t>і</w:t>
-      </w:r>
-      <w:r>
-        <w:rPr>
-          <w:rFonts w:ascii="Times New Roman" w:hAnsi="Times New Roman"/>
-          <w:sz w:val="24"/>
-        </w:rPr>
-        <w:t xml:space="preserve"> </w:t>
-      </w:r>
-      <w:r>
-        <w:rPr>
-          <w:rFonts w:ascii="Times New Roman" w:hAnsi="Times New Roman"/>
-          <w:sz w:val="24"/>
-        </w:rPr>
-        <w:t>Святого</w:t>
-      </w:r>
-      <w:r>
-        <w:rPr>
-          <w:rFonts w:ascii="Times New Roman" w:hAnsi="Times New Roman"/>
-          <w:sz w:val="24"/>
-        </w:rPr>
-        <w:t xml:space="preserve"> </w:t>
-      </w:r>
-      <w:r>
-        <w:rPr>
-          <w:rFonts w:ascii="Times New Roman" w:hAnsi="Times New Roman"/>
-          <w:sz w:val="24"/>
-        </w:rPr>
-        <w:t>Духа,</w:t>
-      </w:r>
-      <w:r>
-        <w:rPr>
-          <w:rFonts w:ascii="Times New Roman" w:hAnsi="Times New Roman"/>
-          <w:sz w:val="24"/>
-        </w:rPr>
-        <w:t xml:space="preserve"> </w:t>
-      </w:r>
-      <w:r>
-        <w:rPr>
-          <w:rFonts w:ascii="Times New Roman" w:hAnsi="Times New Roman"/>
-          <w:sz w:val="24"/>
-        </w:rPr>
-        <w:t>нині,</w:t>
-      </w:r>
-      <w:r>
-        <w:rPr>
-          <w:rFonts w:ascii="Times New Roman" w:hAnsi="Times New Roman"/>
-          <w:sz w:val="24"/>
-        </w:rPr>
-        <w:t xml:space="preserve"> </w:t>
-      </w:r>
-      <w:r>
-        <w:rPr>
-          <w:rFonts w:ascii="Times New Roman" w:hAnsi="Times New Roman"/>
-          <w:sz w:val="24"/>
-        </w:rPr>
-        <w:t>і</w:t>
-      </w:r>
-      <w:r>
-        <w:rPr>
-          <w:rFonts w:ascii="Times New Roman" w:hAnsi="Times New Roman"/>
-          <w:sz w:val="24"/>
-        </w:rPr>
-        <w:t xml:space="preserve"> </w:t>
-      </w:r>
-      <w:r>
-        <w:rPr>
-          <w:rFonts w:ascii="Times New Roman" w:hAnsi="Times New Roman"/>
-          <w:sz w:val="24"/>
-        </w:rPr>
-        <w:t>повсякчас,</w:t>
-      </w:r>
-      <w:r>
-        <w:rPr>
-          <w:rFonts w:ascii="Times New Roman" w:hAnsi="Times New Roman"/>
-          <w:sz w:val="24"/>
-        </w:rPr>
-        <w:t xml:space="preserve"> </w:t>
-      </w:r>
-      <w:r>
-        <w:rPr>
-          <w:rFonts w:ascii="Times New Roman" w:hAnsi="Times New Roman"/>
-          <w:sz w:val="24"/>
-        </w:rPr>
-        <w:t>і</w:t>
-      </w:r>
-      <w:r>
-        <w:rPr>
-          <w:rFonts w:ascii="Times New Roman" w:hAnsi="Times New Roman"/>
-          <w:sz w:val="24"/>
-        </w:rPr>
-        <w:t xml:space="preserve"> </w:t>
-      </w:r>
-      <w:r>
-        <w:rPr>
-          <w:rFonts w:ascii="Times New Roman" w:hAnsi="Times New Roman"/>
-          <w:sz w:val="24"/>
-        </w:rPr>
-        <w:t>на</w:t>
-      </w:r>
-      <w:r>
-        <w:rPr>
-          <w:rFonts w:ascii="Times New Roman" w:hAnsi="Times New Roman"/>
-          <w:sz w:val="24"/>
-        </w:rPr>
-        <w:t xml:space="preserve"> </w:t>
-      </w:r>
-      <w:r>
-        <w:rPr>
-          <w:rFonts w:ascii="Times New Roman" w:hAnsi="Times New Roman"/>
-          <w:sz w:val="24"/>
-        </w:rPr>
-        <w:t>віки</w:t>
-      </w:r>
-      <w:r>
-        <w:rPr>
-          <w:rFonts w:ascii="Times New Roman" w:hAnsi="Times New Roman"/>
-          <w:sz w:val="24"/>
-        </w:rPr>
-        <w:t xml:space="preserve"> </w:t>
-      </w:r>
-      <w:r>
-        <w:rPr>
-          <w:rFonts w:ascii="Times New Roman" w:hAnsi="Times New Roman"/>
-          <w:sz w:val="24"/>
-        </w:rPr>
-        <w:t>віків.</w:t>
+        <w:t xml:space="preserve"> Бо Твоє є царство, і сила, і слава, Отця, і Сина, і Святого Духа, нині, і повсякчас, і на віки віків.</w:t>
       </w:r>
     </w:p>
     <w:p>
@@ -13565,7 +13278,7 @@
         <w:rPr>
           <w:rFonts w:ascii="Times New Roman" w:hAnsi="Times New Roman"/>
           <w:i/>
-          <w:color w:val="FF4400"/>
+          <w:color w:val="FF0000"/>
           <w:sz w:val="24"/>
         </w:rPr>
         <w:t>Священник:</w:t>
@@ -13575,294 +13288,7 @@
           <w:rFonts w:ascii="Times New Roman" w:hAnsi="Times New Roman"/>
           <w:sz w:val="24"/>
         </w:rPr>
-        <w:t xml:space="preserve"> </w:t>
-      </w:r>
-      <w:r>
-        <w:rPr>
-          <w:rFonts w:ascii="Times New Roman" w:hAnsi="Times New Roman"/>
-          <w:sz w:val="24"/>
-        </w:rPr>
-        <w:t>Бо</w:t>
-      </w:r>
-      <w:r>
-        <w:rPr>
-          <w:rFonts w:ascii="Times New Roman" w:hAnsi="Times New Roman"/>
-          <w:sz w:val="24"/>
-        </w:rPr>
-        <w:t xml:space="preserve"> </w:t>
-      </w:r>
-      <w:r>
-        <w:rPr>
-          <w:rFonts w:ascii="Times New Roman" w:hAnsi="Times New Roman"/>
-          <w:sz w:val="24"/>
-        </w:rPr>
-        <w:t>Тобі</w:t>
-      </w:r>
-      <w:r>
-        <w:rPr>
-          <w:rFonts w:ascii="Times New Roman" w:hAnsi="Times New Roman"/>
-          <w:sz w:val="24"/>
-        </w:rPr>
-        <w:t xml:space="preserve"> </w:t>
-      </w:r>
-      <w:r>
-        <w:rPr>
-          <w:rFonts w:ascii="Times New Roman" w:hAnsi="Times New Roman"/>
-          <w:sz w:val="24"/>
-        </w:rPr>
-        <w:t>належить</w:t>
-      </w:r>
-      <w:r>
-        <w:rPr>
-          <w:rFonts w:ascii="Times New Roman" w:hAnsi="Times New Roman"/>
-          <w:sz w:val="24"/>
-        </w:rPr>
-        <w:t xml:space="preserve"> </w:t>
-      </w:r>
-      <w:r>
-        <w:rPr>
-          <w:rFonts w:ascii="Times New Roman" w:hAnsi="Times New Roman"/>
-          <w:sz w:val="24"/>
-        </w:rPr>
-        <w:t>усяка</w:t>
-      </w:r>
-      <w:r>
-        <w:rPr>
-          <w:rFonts w:ascii="Times New Roman" w:hAnsi="Times New Roman"/>
-          <w:sz w:val="24"/>
-        </w:rPr>
-        <w:t xml:space="preserve"> </w:t>
-      </w:r>
-      <w:r>
-        <w:rPr>
-          <w:rFonts w:ascii="Times New Roman" w:hAnsi="Times New Roman"/>
-          <w:sz w:val="24"/>
-        </w:rPr>
-        <w:t>слава,</w:t>
-      </w:r>
-      <w:r>
-        <w:rPr>
-          <w:rFonts w:ascii="Times New Roman" w:hAnsi="Times New Roman"/>
-          <w:sz w:val="24"/>
-        </w:rPr>
-        <w:t xml:space="preserve"> </w:t>
-      </w:r>
-      <w:r>
-        <w:rPr>
-          <w:rFonts w:ascii="Times New Roman" w:hAnsi="Times New Roman"/>
-          <w:sz w:val="24"/>
-        </w:rPr>
-        <w:t>честь</w:t>
-      </w:r>
-      <w:r>
-        <w:rPr>
-          <w:rFonts w:ascii="Times New Roman" w:hAnsi="Times New Roman"/>
-          <w:sz w:val="24"/>
-        </w:rPr>
-        <w:t xml:space="preserve"> </w:t>
-      </w:r>
-      <w:r>
-        <w:rPr>
-          <w:rFonts w:ascii="Times New Roman" w:hAnsi="Times New Roman"/>
-          <w:sz w:val="24"/>
-        </w:rPr>
-        <w:t>і</w:t>
-      </w:r>
-      <w:r>
-        <w:rPr>
-          <w:rFonts w:ascii="Times New Roman" w:hAnsi="Times New Roman"/>
-          <w:sz w:val="24"/>
-        </w:rPr>
-        <w:t xml:space="preserve"> </w:t>
-      </w:r>
-      <w:r>
-        <w:rPr>
-          <w:rFonts w:ascii="Times New Roman" w:hAnsi="Times New Roman"/>
-          <w:sz w:val="24"/>
-        </w:rPr>
-        <w:t>поклоніння,</w:t>
-      </w:r>
-      <w:r>
-        <w:rPr>
-          <w:rFonts w:ascii="Times New Roman" w:hAnsi="Times New Roman"/>
-          <w:sz w:val="24"/>
-        </w:rPr>
-        <w:t xml:space="preserve"> </w:t>
-      </w:r>
-      <w:r>
-        <w:rPr>
-          <w:rFonts w:ascii="Times New Roman" w:hAnsi="Times New Roman"/>
-          <w:sz w:val="24"/>
-        </w:rPr>
-        <w:t>Отцю,</w:t>
-      </w:r>
-      <w:r>
-        <w:rPr>
-          <w:rFonts w:ascii="Times New Roman" w:hAnsi="Times New Roman"/>
-          <w:sz w:val="24"/>
-        </w:rPr>
-        <w:t xml:space="preserve"> </w:t>
-      </w:r>
-      <w:r>
-        <w:rPr>
-          <w:rFonts w:ascii="Times New Roman" w:hAnsi="Times New Roman"/>
-          <w:sz w:val="24"/>
-        </w:rPr>
-        <w:t>і</w:t>
-      </w:r>
-      <w:r>
-        <w:rPr>
-          <w:rFonts w:ascii="Times New Roman" w:hAnsi="Times New Roman"/>
-          <w:sz w:val="24"/>
-        </w:rPr>
-        <w:t xml:space="preserve"> </w:t>
-      </w:r>
-      <w:r>
-        <w:rPr>
-          <w:rFonts w:ascii="Times New Roman" w:hAnsi="Times New Roman"/>
-          <w:sz w:val="24"/>
-        </w:rPr>
-        <w:t>Сину,</w:t>
-      </w:r>
-      <w:r>
-        <w:rPr>
-          <w:rFonts w:ascii="Times New Roman" w:hAnsi="Times New Roman"/>
-          <w:sz w:val="24"/>
-        </w:rPr>
-        <w:t xml:space="preserve"> </w:t>
-      </w:r>
-      <w:r>
-        <w:rPr>
-          <w:rFonts w:ascii="Times New Roman" w:hAnsi="Times New Roman"/>
-          <w:sz w:val="24"/>
-        </w:rPr>
-        <w:t>і</w:t>
-      </w:r>
-      <w:r>
-        <w:rPr>
-          <w:rFonts w:ascii="Times New Roman" w:hAnsi="Times New Roman"/>
-          <w:sz w:val="24"/>
-        </w:rPr>
-        <w:t xml:space="preserve"> </w:t>
-      </w:r>
-      <w:r>
-        <w:rPr>
-          <w:rFonts w:ascii="Times New Roman" w:hAnsi="Times New Roman"/>
-          <w:sz w:val="24"/>
-        </w:rPr>
-        <w:t>Святому</w:t>
-      </w:r>
-      <w:r>
-        <w:rPr>
-          <w:rFonts w:ascii="Times New Roman" w:hAnsi="Times New Roman"/>
-          <w:sz w:val="24"/>
-        </w:rPr>
-        <w:t xml:space="preserve"> </w:t>
-      </w:r>
-      <w:r>
-        <w:rPr>
-          <w:rFonts w:ascii="Times New Roman" w:hAnsi="Times New Roman"/>
-          <w:sz w:val="24"/>
-        </w:rPr>
-        <w:t>Духові,</w:t>
-      </w:r>
-      <w:r>
-        <w:rPr>
-          <w:rFonts w:ascii="Times New Roman" w:hAnsi="Times New Roman"/>
-          <w:sz w:val="24"/>
-        </w:rPr>
-        <w:t xml:space="preserve"> </w:t>
-      </w:r>
-      <w:r>
-        <w:rPr>
-          <w:rFonts w:ascii="Times New Roman" w:hAnsi="Times New Roman"/>
-          <w:sz w:val="24"/>
-        </w:rPr>
-        <w:t>нині,</w:t>
-      </w:r>
-      <w:r>
-        <w:rPr>
-          <w:rFonts w:ascii="Times New Roman" w:hAnsi="Times New Roman"/>
-          <w:sz w:val="24"/>
-        </w:rPr>
-        <w:t xml:space="preserve"> </w:t>
-      </w:r>
-      <w:r>
-        <w:rPr>
-          <w:rFonts w:ascii="Times New Roman" w:hAnsi="Times New Roman"/>
-          <w:sz w:val="24"/>
-        </w:rPr>
-        <w:t>і</w:t>
-      </w:r>
-      <w:r>
-        <w:rPr>
-          <w:rFonts w:ascii="Times New Roman" w:hAnsi="Times New Roman"/>
-          <w:sz w:val="24"/>
-        </w:rPr>
-        <w:t xml:space="preserve"> </w:t>
-      </w:r>
-      <w:r>
-        <w:rPr>
-          <w:rFonts w:ascii="Times New Roman" w:hAnsi="Times New Roman"/>
-          <w:sz w:val="24"/>
-        </w:rPr>
-        <w:t>повсякчас,</w:t>
-      </w:r>
-      <w:r>
-        <w:rPr>
-          <w:rFonts w:ascii="Times New Roman" w:hAnsi="Times New Roman"/>
-          <w:sz w:val="24"/>
-        </w:rPr>
-        <w:t xml:space="preserve"> </w:t>
-      </w:r>
-      <w:r>
-        <w:rPr>
-          <w:rFonts w:ascii="Times New Roman" w:hAnsi="Times New Roman"/>
-          <w:sz w:val="24"/>
-        </w:rPr>
-        <w:t>і</w:t>
-      </w:r>
-      <w:r>
-        <w:rPr>
-          <w:rFonts w:ascii="Times New Roman" w:hAnsi="Times New Roman"/>
-          <w:sz w:val="24"/>
-        </w:rPr>
-        <w:t xml:space="preserve"> </w:t>
-      </w:r>
-      <w:r>
-        <w:rPr>
-          <w:rFonts w:ascii="Times New Roman" w:hAnsi="Times New Roman"/>
-          <w:sz w:val="24"/>
-        </w:rPr>
-        <w:t>на</w:t>
-      </w:r>
-      <w:r>
-        <w:rPr>
-          <w:rFonts w:ascii="Times New Roman" w:hAnsi="Times New Roman"/>
-          <w:sz w:val="24"/>
-        </w:rPr>
-        <w:t xml:space="preserve"> </w:t>
-      </w:r>
-      <w:r>
-        <w:rPr>
-          <w:rFonts w:ascii="Times New Roman" w:hAnsi="Times New Roman"/>
-          <w:sz w:val="24"/>
-        </w:rPr>
-        <w:t>віки</w:t>
-      </w:r>
-      <w:r>
-        <w:rPr>
-          <w:rFonts w:ascii="Times New Roman" w:hAnsi="Times New Roman"/>
-          <w:sz w:val="24"/>
-        </w:rPr>
-        <w:t xml:space="preserve"> </w:t>
-      </w:r>
-      <w:r>
-        <w:rPr>
-          <w:rFonts w:ascii="Times New Roman" w:hAnsi="Times New Roman"/>
-          <w:sz w:val="24"/>
-        </w:rPr>
-        <w:t>віків.</w:t>
+        <w:t xml:space="preserve"> Бо Тобі належить усяка слава, честь і поклоніння, Отцю, і Сину, і Святому Духові, нині, і повсякчас, і на віки віків.</w:t>
       </w:r>
     </w:p>
     <w:p>
@@ -27278,294 +26704,7 @@
           <w:rFonts w:ascii="Times New Roman" w:hAnsi="Times New Roman"/>
           <w:sz w:val="24"/>
         </w:rPr>
-        <w:t xml:space="preserve"> </w:t>
-      </w:r>
-      <w:r>
-        <w:rPr>
-          <w:rFonts w:ascii="Times New Roman" w:hAnsi="Times New Roman"/>
-          <w:sz w:val="24"/>
-        </w:rPr>
-        <w:t>Бо</w:t>
-      </w:r>
-      <w:r>
-        <w:rPr>
-          <w:rFonts w:ascii="Times New Roman" w:hAnsi="Times New Roman"/>
-          <w:sz w:val="24"/>
-        </w:rPr>
-        <w:t xml:space="preserve"> </w:t>
-      </w:r>
-      <w:r>
-        <w:rPr>
-          <w:rFonts w:ascii="Times New Roman" w:hAnsi="Times New Roman"/>
-          <w:sz w:val="24"/>
-        </w:rPr>
-        <w:t>Твоє</w:t>
-      </w:r>
-      <w:r>
-        <w:rPr>
-          <w:rFonts w:ascii="Times New Roman" w:hAnsi="Times New Roman"/>
-          <w:sz w:val="24"/>
-        </w:rPr>
-        <w:t xml:space="preserve"> </w:t>
-      </w:r>
-      <w:r>
-        <w:rPr>
-          <w:rFonts w:ascii="Times New Roman" w:hAnsi="Times New Roman"/>
-          <w:sz w:val="24"/>
-        </w:rPr>
-        <w:t>є</w:t>
-      </w:r>
-      <w:r>
-        <w:rPr>
-          <w:rFonts w:ascii="Times New Roman" w:hAnsi="Times New Roman"/>
-          <w:sz w:val="24"/>
-        </w:rPr>
-        <w:t xml:space="preserve"> </w:t>
-      </w:r>
-      <w:r>
-        <w:rPr>
-          <w:rFonts w:ascii="Times New Roman" w:hAnsi="Times New Roman"/>
-          <w:sz w:val="24"/>
-        </w:rPr>
-        <w:t>царство,</w:t>
-      </w:r>
-      <w:r>
-        <w:rPr>
-          <w:rFonts w:ascii="Times New Roman" w:hAnsi="Times New Roman"/>
-          <w:sz w:val="24"/>
-        </w:rPr>
-        <w:t xml:space="preserve"> </w:t>
-      </w:r>
-      <w:r>
-        <w:rPr>
-          <w:rFonts w:ascii="Times New Roman" w:hAnsi="Times New Roman"/>
-          <w:sz w:val="24"/>
-        </w:rPr>
-        <w:t>і</w:t>
-      </w:r>
-      <w:r>
-        <w:rPr>
-          <w:rFonts w:ascii="Times New Roman" w:hAnsi="Times New Roman"/>
-          <w:sz w:val="24"/>
-        </w:rPr>
-        <w:t xml:space="preserve"> </w:t>
-      </w:r>
-      <w:r>
-        <w:rPr>
-          <w:rFonts w:ascii="Times New Roman" w:hAnsi="Times New Roman"/>
-          <w:sz w:val="24"/>
-        </w:rPr>
-        <w:t>сила,</w:t>
-      </w:r>
-      <w:r>
-        <w:rPr>
-          <w:rFonts w:ascii="Times New Roman" w:hAnsi="Times New Roman"/>
-          <w:sz w:val="24"/>
-        </w:rPr>
-        <w:t xml:space="preserve"> </w:t>
-      </w:r>
-      <w:r>
-        <w:rPr>
-          <w:rFonts w:ascii="Times New Roman" w:hAnsi="Times New Roman"/>
-          <w:sz w:val="24"/>
-        </w:rPr>
-        <w:t>і</w:t>
-      </w:r>
-      <w:r>
-        <w:rPr>
-          <w:rFonts w:ascii="Times New Roman" w:hAnsi="Times New Roman"/>
-          <w:sz w:val="24"/>
-        </w:rPr>
-        <w:t xml:space="preserve"> </w:t>
-      </w:r>
-      <w:r>
-        <w:rPr>
-          <w:rFonts w:ascii="Times New Roman" w:hAnsi="Times New Roman"/>
-          <w:sz w:val="24"/>
-        </w:rPr>
-        <w:t>слава,</w:t>
-      </w:r>
-      <w:r>
-        <w:rPr>
-          <w:rFonts w:ascii="Times New Roman" w:hAnsi="Times New Roman"/>
-          <w:sz w:val="24"/>
-        </w:rPr>
-        <w:t xml:space="preserve"> </w:t>
-      </w:r>
-      <w:r>
-        <w:rPr>
-          <w:rFonts w:ascii="Times New Roman" w:hAnsi="Times New Roman"/>
-          <w:sz w:val="24"/>
-        </w:rPr>
-        <w:t>Отця,</w:t>
-      </w:r>
-      <w:r>
-        <w:rPr>
-          <w:rFonts w:ascii="Times New Roman" w:hAnsi="Times New Roman"/>
-          <w:sz w:val="24"/>
-        </w:rPr>
-        <w:t xml:space="preserve"> </w:t>
-      </w:r>
-      <w:r>
-        <w:rPr>
-          <w:rFonts w:ascii="Times New Roman" w:hAnsi="Times New Roman"/>
-          <w:sz w:val="24"/>
-        </w:rPr>
-        <w:t>і</w:t>
-      </w:r>
-      <w:r>
-        <w:rPr>
-          <w:rFonts w:ascii="Times New Roman" w:hAnsi="Times New Roman"/>
-          <w:sz w:val="24"/>
-        </w:rPr>
-        <w:t xml:space="preserve"> </w:t>
-      </w:r>
-      <w:r>
-        <w:rPr>
-          <w:rFonts w:ascii="Times New Roman" w:hAnsi="Times New Roman"/>
-          <w:sz w:val="24"/>
-        </w:rPr>
-        <w:t>Сина,</w:t>
-      </w:r>
-      <w:r>
-        <w:rPr>
-          <w:rFonts w:ascii="Times New Roman" w:hAnsi="Times New Roman"/>
-          <w:sz w:val="24"/>
-        </w:rPr>
-        <w:t xml:space="preserve"> </w:t>
-      </w:r>
-      <w:r>
-        <w:rPr>
-          <w:rFonts w:ascii="Times New Roman" w:hAnsi="Times New Roman"/>
-          <w:sz w:val="24"/>
-        </w:rPr>
-        <w:t>і</w:t>
-      </w:r>
-      <w:r>
-        <w:rPr>
-          <w:rFonts w:ascii="Times New Roman" w:hAnsi="Times New Roman"/>
-          <w:sz w:val="24"/>
-        </w:rPr>
-        <w:t xml:space="preserve"> </w:t>
-      </w:r>
-      <w:r>
-        <w:rPr>
-          <w:rFonts w:ascii="Times New Roman" w:hAnsi="Times New Roman"/>
-          <w:sz w:val="24"/>
-        </w:rPr>
-        <w:t>Святого</w:t>
-      </w:r>
-      <w:r>
-        <w:rPr>
-          <w:rFonts w:ascii="Times New Roman" w:hAnsi="Times New Roman"/>
-          <w:sz w:val="24"/>
-        </w:rPr>
-        <w:t xml:space="preserve"> </w:t>
-      </w:r>
-      <w:r>
-        <w:rPr>
-          <w:rFonts w:ascii="Times New Roman" w:hAnsi="Times New Roman"/>
-          <w:sz w:val="24"/>
-        </w:rPr>
-        <w:t>Духа,</w:t>
-      </w:r>
-      <w:r>
-        <w:rPr>
-          <w:rFonts w:ascii="Times New Roman" w:hAnsi="Times New Roman"/>
-          <w:sz w:val="24"/>
-        </w:rPr>
-        <w:t xml:space="preserve"> </w:t>
-      </w:r>
-      <w:r>
-        <w:rPr>
-          <w:rFonts w:ascii="Times New Roman" w:hAnsi="Times New Roman"/>
-          <w:sz w:val="24"/>
-        </w:rPr>
-        <w:t>нині,</w:t>
-      </w:r>
-      <w:r>
-        <w:rPr>
-          <w:rFonts w:ascii="Times New Roman" w:hAnsi="Times New Roman"/>
-          <w:sz w:val="24"/>
-        </w:rPr>
-        <w:t xml:space="preserve"> </w:t>
-      </w:r>
-      <w:r>
-        <w:rPr>
-          <w:rFonts w:ascii="Times New Roman" w:hAnsi="Times New Roman"/>
-          <w:sz w:val="24"/>
-        </w:rPr>
-        <w:t>і</w:t>
-      </w:r>
-      <w:r>
-        <w:rPr>
-          <w:rFonts w:ascii="Times New Roman" w:hAnsi="Times New Roman"/>
-          <w:sz w:val="24"/>
-        </w:rPr>
-        <w:t xml:space="preserve"> </w:t>
-      </w:r>
-      <w:r>
-        <w:rPr>
-          <w:rFonts w:ascii="Times New Roman" w:hAnsi="Times New Roman"/>
-          <w:sz w:val="24"/>
-        </w:rPr>
-        <w:t>повсякчас,</w:t>
-      </w:r>
-      <w:r>
-        <w:rPr>
-          <w:rFonts w:ascii="Times New Roman" w:hAnsi="Times New Roman"/>
-          <w:sz w:val="24"/>
-        </w:rPr>
-        <w:t xml:space="preserve"> </w:t>
-      </w:r>
-      <w:r>
-        <w:rPr>
-          <w:rFonts w:ascii="Times New Roman" w:hAnsi="Times New Roman"/>
-          <w:sz w:val="24"/>
-        </w:rPr>
-        <w:t>і</w:t>
-      </w:r>
-      <w:r>
-        <w:rPr>
-          <w:rFonts w:ascii="Times New Roman" w:hAnsi="Times New Roman"/>
-          <w:sz w:val="24"/>
-        </w:rPr>
-        <w:t xml:space="preserve"> </w:t>
-      </w:r>
-      <w:r>
-        <w:rPr>
-          <w:rFonts w:ascii="Times New Roman" w:hAnsi="Times New Roman"/>
-          <w:sz w:val="24"/>
-        </w:rPr>
-        <w:t>на</w:t>
-      </w:r>
-      <w:r>
-        <w:rPr>
-          <w:rFonts w:ascii="Times New Roman" w:hAnsi="Times New Roman"/>
-          <w:sz w:val="24"/>
-        </w:rPr>
-        <w:t xml:space="preserve"> </w:t>
-      </w:r>
-      <w:r>
-        <w:rPr>
-          <w:rFonts w:ascii="Times New Roman" w:hAnsi="Times New Roman"/>
-          <w:sz w:val="24"/>
-        </w:rPr>
-        <w:t>віки</w:t>
-      </w:r>
-      <w:r>
-        <w:rPr>
-          <w:rFonts w:ascii="Times New Roman" w:hAnsi="Times New Roman"/>
-          <w:sz w:val="24"/>
-        </w:rPr>
-        <w:t xml:space="preserve"> </w:t>
-      </w:r>
-      <w:r>
-        <w:rPr>
-          <w:rFonts w:ascii="Times New Roman" w:hAnsi="Times New Roman"/>
-          <w:sz w:val="24"/>
-        </w:rPr>
-        <w:t>віків.</w:t>
+        <w:t xml:space="preserve"> Бо Твоє є царство, і сила, і слава, Отця, і Сина, і Святого Духа, нині, і повсякчас, і на віки віків.</w:t>
       </w:r>
     </w:p>
     <w:p>
@@ -29623,7 +28762,7 @@
         <w:rPr>
           <w:rFonts w:ascii="Times New Roman" w:hAnsi="Times New Roman"/>
           <w:i/>
-          <w:color w:val="FF4400"/>
+          <w:color w:val="FF0000"/>
           <w:sz w:val="24"/>
         </w:rPr>
         <w:t>Священник:</w:t>
@@ -29631,326 +28770,9 @@
       <w:r>
         <w:rPr>
           <w:rFonts w:ascii="Times New Roman" w:hAnsi="Times New Roman"/>
-          <w:i/>
-          <w:color w:val="FF4400"/>
-          <w:sz w:val="24"/>
-        </w:rPr>
-        <w:t xml:space="preserve"> </w:t>
-      </w:r>
-      <w:r>
-        <w:rPr>
-          <w:rFonts w:ascii="Times New Roman" w:hAnsi="Times New Roman"/>
-          <w:sz w:val="24"/>
-        </w:rPr>
-        <w:t>Бо</w:t>
-      </w:r>
-      <w:r>
-        <w:rPr>
-          <w:rFonts w:ascii="Times New Roman" w:hAnsi="Times New Roman"/>
-          <w:sz w:val="24"/>
-        </w:rPr>
-        <w:t xml:space="preserve"> </w:t>
-      </w:r>
-      <w:r>
-        <w:rPr>
-          <w:rFonts w:ascii="Times New Roman" w:hAnsi="Times New Roman"/>
-          <w:sz w:val="24"/>
-        </w:rPr>
-        <w:t>милостивий</w:t>
-      </w:r>
-      <w:r>
-        <w:rPr>
-          <w:rFonts w:ascii="Times New Roman" w:hAnsi="Times New Roman"/>
-          <w:sz w:val="24"/>
-        </w:rPr>
-        <w:t xml:space="preserve"> </w:t>
-      </w:r>
-      <w:r>
-        <w:rPr>
-          <w:rFonts w:ascii="Times New Roman" w:hAnsi="Times New Roman"/>
-          <w:sz w:val="24"/>
-        </w:rPr>
-        <w:t>і</w:t>
-      </w:r>
-      <w:r>
-        <w:rPr>
-          <w:rFonts w:ascii="Times New Roman" w:hAnsi="Times New Roman"/>
-          <w:sz w:val="24"/>
-        </w:rPr>
-        <w:t xml:space="preserve"> </w:t>
-      </w:r>
-      <w:r>
-        <w:rPr>
-          <w:rFonts w:ascii="Times New Roman" w:hAnsi="Times New Roman"/>
-          <w:sz w:val="24"/>
-        </w:rPr>
-        <w:t>людинолюбний</w:t>
-      </w:r>
-      <w:r>
-        <w:rPr>
-          <w:rFonts w:ascii="Times New Roman" w:hAnsi="Times New Roman"/>
-          <w:sz w:val="24"/>
-        </w:rPr>
-        <w:t xml:space="preserve"> </w:t>
-      </w:r>
-      <w:r>
-        <w:rPr>
-          <w:rFonts w:ascii="Times New Roman" w:hAnsi="Times New Roman"/>
-          <w:sz w:val="24"/>
-        </w:rPr>
-        <w:t>Бог</w:t>
-      </w:r>
-      <w:r>
-        <w:rPr>
-          <w:rFonts w:ascii="Times New Roman" w:hAnsi="Times New Roman"/>
-          <w:sz w:val="24"/>
-        </w:rPr>
-        <w:t xml:space="preserve"> </w:t>
-      </w:r>
-      <w:r>
-        <w:rPr>
-          <w:rFonts w:ascii="Times New Roman" w:hAnsi="Times New Roman"/>
-          <w:sz w:val="24"/>
-        </w:rPr>
-        <w:t>єси,</w:t>
-      </w:r>
-      <w:r>
-        <w:rPr>
-          <w:rFonts w:ascii="Times New Roman" w:hAnsi="Times New Roman"/>
-          <w:sz w:val="24"/>
-        </w:rPr>
-        <w:t xml:space="preserve"> </w:t>
-      </w:r>
-      <w:r>
-        <w:rPr>
-          <w:rFonts w:ascii="Times New Roman" w:hAnsi="Times New Roman"/>
-          <w:sz w:val="24"/>
-        </w:rPr>
-        <w:t>і</w:t>
-      </w:r>
-      <w:r>
-        <w:rPr>
-          <w:rFonts w:ascii="Times New Roman" w:hAnsi="Times New Roman"/>
-          <w:sz w:val="24"/>
-        </w:rPr>
-        <w:t xml:space="preserve"> </w:t>
-      </w:r>
-      <w:r>
-        <w:rPr>
-          <w:rFonts w:ascii="Times New Roman" w:hAnsi="Times New Roman"/>
-          <w:sz w:val="24"/>
-        </w:rPr>
-        <w:t>Тобі</w:t>
-      </w:r>
-      <w:r>
-        <w:rPr>
-          <w:rFonts w:ascii="Times New Roman" w:hAnsi="Times New Roman"/>
-          <w:sz w:val="24"/>
-        </w:rPr>
-        <w:t xml:space="preserve"> </w:t>
-      </w:r>
-      <w:r>
-        <w:rPr>
-          <w:rFonts w:ascii="Times New Roman" w:hAnsi="Times New Roman"/>
-          <w:sz w:val="24"/>
-        </w:rPr>
-        <w:t>славу</w:t>
-      </w:r>
-      <w:r>
-        <w:rPr>
-          <w:rFonts w:ascii="Times New Roman" w:hAnsi="Times New Roman"/>
-          <w:sz w:val="24"/>
-        </w:rPr>
-        <w:t xml:space="preserve"> </w:t>
-      </w:r>
-      <w:r>
-        <w:rPr>
-          <w:rFonts w:ascii="Times New Roman" w:hAnsi="Times New Roman"/>
-          <w:sz w:val="24"/>
-        </w:rPr>
-        <w:t>возсилаємо,</w:t>
-      </w:r>
-      <w:r>
-        <w:rPr>
-          <w:rFonts w:ascii="Times New Roman" w:hAnsi="Times New Roman"/>
-          <w:sz w:val="24"/>
-        </w:rPr>
-        <w:t xml:space="preserve"> </w:t>
-      </w:r>
-      <w:r>
-        <w:rPr>
-          <w:rFonts w:ascii="Times New Roman" w:hAnsi="Times New Roman"/>
-          <w:sz w:val="24"/>
-        </w:rPr>
-        <w:t>Отцю,</w:t>
-      </w:r>
-      <w:r>
-        <w:rPr>
-          <w:rFonts w:ascii="Times New Roman" w:hAnsi="Times New Roman"/>
-          <w:sz w:val="24"/>
-        </w:rPr>
-        <w:t xml:space="preserve"> </w:t>
-      </w:r>
-      <w:r>
-        <w:rPr>
-          <w:rFonts w:ascii="Times New Roman" w:hAnsi="Times New Roman"/>
-          <w:sz w:val="24"/>
-        </w:rPr>
-        <w:t>і</w:t>
-      </w:r>
-      <w:r>
-        <w:rPr>
-          <w:rFonts w:ascii="Times New Roman" w:hAnsi="Times New Roman"/>
-          <w:sz w:val="24"/>
-        </w:rPr>
-        <w:t xml:space="preserve"> </w:t>
-      </w:r>
-      <w:r>
-        <w:rPr>
-          <w:rFonts w:ascii="Times New Roman" w:hAnsi="Times New Roman"/>
-          <w:sz w:val="24"/>
-        </w:rPr>
-        <w:t>Сину,</w:t>
-      </w:r>
-      <w:r>
-        <w:rPr>
-          <w:rFonts w:ascii="Times New Roman" w:hAnsi="Times New Roman"/>
-          <w:sz w:val="24"/>
-        </w:rPr>
-        <w:t xml:space="preserve"> </w:t>
-      </w:r>
-      <w:r>
-        <w:rPr>
-          <w:rFonts w:ascii="Times New Roman" w:hAnsi="Times New Roman"/>
-          <w:sz w:val="24"/>
-        </w:rPr>
-        <w:t>і</w:t>
-      </w:r>
-      <w:r>
-        <w:rPr>
-          <w:rFonts w:ascii="Times New Roman" w:hAnsi="Times New Roman"/>
-          <w:sz w:val="24"/>
-        </w:rPr>
-        <w:t xml:space="preserve"> </w:t>
-      </w:r>
-      <w:r>
-        <w:rPr>
-          <w:rFonts w:ascii="Times New Roman" w:hAnsi="Times New Roman"/>
-          <w:sz w:val="24"/>
-        </w:rPr>
-        <w:t>Святому</w:t>
-      </w:r>
-      <w:r>
-        <w:rPr>
-          <w:rFonts w:ascii="Times New Roman" w:hAnsi="Times New Roman"/>
-          <w:sz w:val="24"/>
-        </w:rPr>
-        <w:t xml:space="preserve"> </w:t>
-      </w:r>
-      <w:r>
-        <w:rPr>
-          <w:rFonts w:ascii="Times New Roman" w:hAnsi="Times New Roman"/>
-          <w:sz w:val="24"/>
-        </w:rPr>
-        <w:t>Духові,</w:t>
-      </w:r>
-      <w:r>
-        <w:rPr>
-          <w:rFonts w:ascii="Times New Roman" w:hAnsi="Times New Roman"/>
-          <w:sz w:val="24"/>
-        </w:rPr>
-        <w:t xml:space="preserve"> </w:t>
-      </w:r>
-      <w:r>
-        <w:rPr>
-          <w:rFonts w:ascii="Times New Roman" w:hAnsi="Times New Roman"/>
-          <w:sz w:val="24"/>
-        </w:rPr>
-        <w:t>нині,</w:t>
-      </w:r>
-      <w:r>
-        <w:rPr>
-          <w:rFonts w:ascii="Times New Roman" w:hAnsi="Times New Roman"/>
-          <w:sz w:val="24"/>
-        </w:rPr>
-        <w:t xml:space="preserve"> </w:t>
-      </w:r>
-      <w:r>
-        <w:rPr>
-          <w:rFonts w:ascii="Times New Roman" w:hAnsi="Times New Roman"/>
-          <w:sz w:val="24"/>
-        </w:rPr>
-        <w:t>і</w:t>
-      </w:r>
-      <w:r>
-        <w:rPr>
-          <w:rFonts w:ascii="Times New Roman" w:hAnsi="Times New Roman"/>
-          <w:sz w:val="24"/>
-        </w:rPr>
-        <w:t xml:space="preserve"> </w:t>
-      </w:r>
-      <w:r>
-        <w:rPr>
-          <w:rFonts w:ascii="Times New Roman" w:hAnsi="Times New Roman"/>
-          <w:sz w:val="24"/>
-        </w:rPr>
-        <w:t>повсякчас,</w:t>
-      </w:r>
-      <w:r>
-        <w:rPr>
-          <w:rFonts w:ascii="Times New Roman" w:hAnsi="Times New Roman"/>
-          <w:sz w:val="24"/>
-        </w:rPr>
-        <w:t xml:space="preserve"> </w:t>
-      </w:r>
-      <w:r>
-        <w:rPr>
-          <w:rFonts w:ascii="Times New Roman" w:hAnsi="Times New Roman"/>
-          <w:sz w:val="24"/>
-        </w:rPr>
-        <w:t>і</w:t>
-      </w:r>
-      <w:r>
-        <w:rPr>
-          <w:rFonts w:ascii="Times New Roman" w:hAnsi="Times New Roman"/>
-          <w:sz w:val="24"/>
-        </w:rPr>
-        <w:t xml:space="preserve"> </w:t>
-      </w:r>
-      <w:r>
-        <w:rPr>
-          <w:rFonts w:ascii="Times New Roman" w:hAnsi="Times New Roman"/>
-          <w:sz w:val="24"/>
-        </w:rPr>
-        <w:t>на</w:t>
-      </w:r>
-      <w:r>
-        <w:rPr>
-          <w:rFonts w:ascii="Times New Roman" w:hAnsi="Times New Roman"/>
-          <w:sz w:val="24"/>
-        </w:rPr>
-        <w:t xml:space="preserve"> </w:t>
-      </w:r>
-      <w:r>
-        <w:rPr>
-          <w:rFonts w:ascii="Times New Roman" w:hAnsi="Times New Roman"/>
-          <w:sz w:val="24"/>
-        </w:rPr>
-        <w:t>віки</w:t>
-      </w:r>
-      <w:r>
-        <w:rPr>
-          <w:rFonts w:ascii="Times New Roman" w:hAnsi="Times New Roman"/>
-          <w:sz w:val="24"/>
-        </w:rPr>
-        <w:t xml:space="preserve"> </w:t>
-      </w:r>
-      <w:r>
-        <w:rPr>
-          <w:rFonts w:ascii="Times New Roman" w:hAnsi="Times New Roman"/>
-          <w:sz w:val="24"/>
-        </w:rPr>
-        <w:t>віків.</w:t>
+          <w:sz w:val="24"/>
+        </w:rPr>
+        <w:t xml:space="preserve"> Бо милостивий і людинолюбний Бог єси, і Тобі славу возсилаємо, Отцю, і Сину, і Святому Духові, нині, і повсякчас, і на віки віків.</w:t>
       </w:r>
     </w:p>
     <w:p>
@@ -30071,8 +28893,20 @@
           <w:color w:val="FF0000"/>
           <w:sz w:val="24"/>
         </w:rPr>
-        <w:t>Священ</w:t>
-      </w:r>
+        <w:t>Священник:</w:t>
+      </w:r>
+      <w:r>
+        <w:rPr>
+          <w:rFonts w:ascii="Times New Roman" w:hAnsi="Times New Roman"/>
+          <w:sz w:val="24"/>
+        </w:rPr>
+        <w:t xml:space="preserve"> Благослове́нний Христо́с Бог наш, за́вжди, ни́ні, і повсякча́с, і на ві́ки вікі́в.</w:t>
+      </w:r>
+    </w:p>
+    <w:p>
+      <w:pPr>
+        <w:spacing w:after="120"/>
+      </w:pPr>
       <w:r>
         <w:rPr>
           <w:rFonts w:ascii="Times New Roman" w:hAnsi="Times New Roman"/>
@@ -30080,8 +28914,28 @@
           <w:color w:val="FF0000"/>
           <w:sz w:val="24"/>
         </w:rPr>
-        <w:t>н</w:t>
-      </w:r>
+        <w:t>Вірні:</w:t>
+      </w:r>
+      <w:r>
+        <w:rPr>
+          <w:rFonts w:ascii="Times New Roman" w:hAnsi="Times New Roman"/>
+          <w:color w:val="FF0000"/>
+          <w:sz w:val="24"/>
+        </w:rPr>
+        <w:t xml:space="preserve"> </w:t>
+      </w:r>
+      <w:r>
+        <w:rPr>
+          <w:rFonts w:ascii="Times New Roman" w:hAnsi="Times New Roman"/>
+          <w:sz w:val="24"/>
+        </w:rPr>
+        <w:t>Амі́нь. Утверди́, Бо́же, святу́ правосла́вну ві́ру на ві́ки вікі́в.</w:t>
+      </w:r>
+    </w:p>
+    <w:p>
+      <w:pPr>
+        <w:spacing w:after="120"/>
+      </w:pPr>
       <w:r>
         <w:rPr>
           <w:rFonts w:ascii="Times New Roman" w:hAnsi="Times New Roman"/>
@@ -30089,22 +28943,14 @@
           <w:color w:val="FF0000"/>
           <w:sz w:val="24"/>
         </w:rPr>
-        <w:t>ик:</w:t>
-      </w:r>
-      <w:r>
-        <w:rPr>
-          <w:rFonts w:ascii="Times New Roman" w:hAnsi="Times New Roman"/>
-          <w:color w:val="FF0000"/>
-          <w:sz w:val="24"/>
-        </w:rPr>
-        <w:t xml:space="preserve"> </w:t>
-      </w:r>
-      <w:r>
-        <w:rPr>
-          <w:rFonts w:ascii="Times New Roman" w:hAnsi="Times New Roman"/>
-          <w:sz w:val="24"/>
-        </w:rPr>
-        <w:t>Благослове́нний Христо́с Бог наш, за́вжди, ни́ні, і повсякча́с, і на ві́ки вікі́в.</w:t>
+        <w:t>Священник:</w:t>
+      </w:r>
+      <w:r>
+        <w:rPr>
+          <w:rFonts w:ascii="Times New Roman" w:hAnsi="Times New Roman"/>
+          <w:sz w:val="24"/>
+        </w:rPr>
+        <w:t xml:space="preserve"> Пресвята́ Богоро́дице, спаси́ нас.</w:t>
       </w:r>
     </w:p>
     <w:p>
@@ -30133,7 +28979,7 @@
           <w:rFonts w:ascii="Times New Roman" w:hAnsi="Times New Roman"/>
           <w:sz w:val="24"/>
         </w:rPr>
-        <w:t>Амі́нь. Утверди́, Бо́же, святу́ правосла́вну ві́ру на ві́ки вікі́в.</w:t>
+        <w:t>Чесні́шу від херуви́мів* і незрівня́нно славні́шу від серафи́мів,* що без зотлі́ння Бо́га Сло́во породи́ла,* су́щу Богоро́дицю, тебе́ велича́ємо.</w:t>
       </w:r>
     </w:p>
     <w:p>
@@ -30147,8 +28993,20 @@
           <w:color w:val="FF0000"/>
           <w:sz w:val="24"/>
         </w:rPr>
-        <w:t>Священ</w:t>
-      </w:r>
+        <w:t>Священник:</w:t>
+      </w:r>
+      <w:r>
+        <w:rPr>
+          <w:rFonts w:ascii="Times New Roman" w:hAnsi="Times New Roman"/>
+          <w:sz w:val="24"/>
+        </w:rPr>
+        <w:t xml:space="preserve"> Сла́ва Тобі́, Хри́сте Бо́же, упова́ння на́ше, сла́ва Тобі́!</w:t>
+      </w:r>
+    </w:p>
+    <w:p>
+      <w:pPr>
+        <w:spacing w:after="120"/>
+      </w:pPr>
       <w:r>
         <w:rPr>
           <w:rFonts w:ascii="Times New Roman" w:hAnsi="Times New Roman"/>
@@ -30156,7 +29014,22 @@
           <w:color w:val="FF0000"/>
           <w:sz w:val="24"/>
         </w:rPr>
-        <w:t>н</w:t>
+        <w:t>Вірні:</w:t>
+      </w:r>
+      <w:r>
+        <w:rPr>
+          <w:rFonts w:ascii="Times New Roman" w:hAnsi="Times New Roman"/>
+          <w:color w:val="FF0000"/>
+          <w:sz w:val="24"/>
+        </w:rPr>
+        <w:t xml:space="preserve"> </w:t>
+      </w:r>
+      <w:r>
+        <w:rPr>
+          <w:rFonts w:ascii="Times New Roman" w:hAnsi="Times New Roman"/>
+          <w:sz w:val="24"/>
+        </w:rPr>
+        <w:t xml:space="preserve">Сла́ва Отцю́, і Си́ну, і Свято́му Ду́хові, і ни́ні, і повсякча́с, і на ві́ки вікі́в. Амі́нь. Го́споди, поми́луй. </w:t>
       </w:r>
       <w:r>
         <w:rPr>
@@ -30165,22 +29038,14 @@
           <w:color w:val="FF0000"/>
           <w:sz w:val="24"/>
         </w:rPr>
-        <w:t>ик:</w:t>
-      </w:r>
-      <w:r>
-        <w:rPr>
-          <w:rFonts w:ascii="Times New Roman" w:hAnsi="Times New Roman"/>
-          <w:color w:val="FF0000"/>
-          <w:sz w:val="24"/>
-        </w:rPr>
-        <w:t xml:space="preserve"> </w:t>
-      </w:r>
-      <w:r>
-        <w:rPr>
-          <w:rFonts w:ascii="Times New Roman" w:hAnsi="Times New Roman"/>
-          <w:sz w:val="24"/>
-        </w:rPr>
-        <w:t>Пресвята́ Богоро́дице, спаси́ нас.</w:t>
+        <w:t>(3 р.)</w:t>
+      </w:r>
+      <w:r>
+        <w:rPr>
+          <w:rFonts w:ascii="Times New Roman" w:hAnsi="Times New Roman"/>
+          <w:sz w:val="24"/>
+        </w:rPr>
+        <w:t xml:space="preserve"> Благослови́.</w:t>
       </w:r>
     </w:p>
     <w:p>
@@ -30194,28 +29059,15 @@
           <w:color w:val="FF0000"/>
           <w:sz w:val="24"/>
         </w:rPr>
-        <w:t>Вірні:</w:t>
-      </w:r>
-      <w:r>
-        <w:rPr>
-          <w:rFonts w:ascii="Times New Roman" w:hAnsi="Times New Roman"/>
-          <w:color w:val="FF0000"/>
-          <w:sz w:val="24"/>
-        </w:rPr>
-        <w:t xml:space="preserve"> </w:t>
-      </w:r>
-      <w:r>
-        <w:rPr>
-          <w:rFonts w:ascii="Times New Roman" w:hAnsi="Times New Roman"/>
-          <w:sz w:val="24"/>
-        </w:rPr>
-        <w:t>Чесні́шу від херуви́мів* і незрівня́нно славні́шу від серафи́мів,* що без зотлі́ння Бо́га Сло́во породи́ла,* су́щу Богоро́дицю, тебе́ велича́ємо.</w:t>
-      </w:r>
-    </w:p>
-    <w:p>
-      <w:pPr>
-        <w:spacing w:after="120"/>
-      </w:pPr>
+        <w:t>Священник:</w:t>
+      </w:r>
+      <w:r>
+        <w:rPr>
+          <w:rFonts w:ascii="Times New Roman" w:hAnsi="Times New Roman"/>
+          <w:sz w:val="24"/>
+        </w:rPr>
+        <w:t xml:space="preserve"> Христос, істинний Бог наш, що в Йордані христитися зволив від Івана спасіння нашого ради - молитвами пречистої Своєї Матері, святих славних і всехвальних апостолів, і святого, </w:t>
+      </w:r>
       <w:r>
         <w:rPr>
           <w:rFonts w:ascii="Times New Roman" w:hAnsi="Times New Roman"/>
@@ -30223,159 +29075,14 @@
           <w:color w:val="FF0000"/>
           <w:sz w:val="24"/>
         </w:rPr>
-        <w:t>Священ</w:t>
-      </w:r>
-      <w:r>
-        <w:rPr>
-          <w:rFonts w:ascii="Times New Roman" w:hAnsi="Times New Roman"/>
-          <w:i/>
-          <w:color w:val="FF0000"/>
-          <w:sz w:val="24"/>
-        </w:rPr>
-        <w:t>н</w:t>
-      </w:r>
-      <w:r>
-        <w:rPr>
-          <w:rFonts w:ascii="Times New Roman" w:hAnsi="Times New Roman"/>
-          <w:i/>
-          <w:color w:val="FF0000"/>
-          <w:sz w:val="24"/>
-        </w:rPr>
-        <w:t>ик:</w:t>
-      </w:r>
-      <w:r>
-        <w:rPr>
-          <w:rFonts w:ascii="Times New Roman" w:hAnsi="Times New Roman"/>
-          <w:color w:val="FF0000"/>
-          <w:sz w:val="24"/>
-        </w:rPr>
-        <w:t xml:space="preserve"> </w:t>
-      </w:r>
-      <w:r>
-        <w:rPr>
-          <w:rFonts w:ascii="Times New Roman" w:hAnsi="Times New Roman"/>
-          <w:sz w:val="24"/>
-        </w:rPr>
-        <w:t>Сла́ва Тобі́, Хри́сте Бо́же, упова́ння на́ше, сла́ва Тобі́!</w:t>
-      </w:r>
-    </w:p>
-    <w:p>
-      <w:pPr>
-        <w:spacing w:after="120"/>
-      </w:pPr>
-      <w:r>
-        <w:rPr>
-          <w:rFonts w:ascii="Times New Roman" w:hAnsi="Times New Roman"/>
-          <w:i/>
-          <w:color w:val="FF0000"/>
-          <w:sz w:val="24"/>
-        </w:rPr>
-        <w:t>Вірні:</w:t>
-      </w:r>
-      <w:r>
-        <w:rPr>
-          <w:rFonts w:ascii="Times New Roman" w:hAnsi="Times New Roman"/>
-          <w:color w:val="FF0000"/>
-          <w:sz w:val="24"/>
-        </w:rPr>
-        <w:t xml:space="preserve"> </w:t>
-      </w:r>
-      <w:r>
-        <w:rPr>
-          <w:rFonts w:ascii="Times New Roman" w:hAnsi="Times New Roman"/>
-          <w:sz w:val="24"/>
-        </w:rPr>
-        <w:t xml:space="preserve">Сла́ва Отцю́, і Си́ну, і Свято́му Ду́хові, і ни́ні, і повсякча́с, і на ві́ки вікі́в. Амі́нь. Го́споди, поми́луй. </w:t>
-      </w:r>
-      <w:r>
-        <w:rPr>
-          <w:rFonts w:ascii="Times New Roman" w:hAnsi="Times New Roman"/>
-          <w:i/>
-          <w:color w:val="FF0000"/>
-          <w:sz w:val="24"/>
-        </w:rPr>
-        <w:t>(3 р.)</w:t>
-      </w:r>
-      <w:r>
-        <w:rPr>
-          <w:rFonts w:ascii="Times New Roman" w:hAnsi="Times New Roman"/>
-          <w:sz w:val="24"/>
-        </w:rPr>
-        <w:t xml:space="preserve"> Благослови́.</w:t>
-      </w:r>
-    </w:p>
-    <w:p>
-      <w:pPr>
-        <w:spacing w:after="120"/>
-        <w:jc w:val="both"/>
-        <w:rPr>
-          <w:rFonts w:ascii="Times New Roman" w:eastAsia="Times New Roman" w:hAnsi="Times New Roman" w:cs="Times New Roman"/>
-          <w:sz w:val="24"/>
-          <w:szCs w:val="24"/>
-        </w:rPr>
-      </w:pPr>
-      <w:r>
-        <w:rPr>
-          <w:rFonts w:ascii="Times New Roman" w:eastAsia="Times New Roman" w:hAnsi="Times New Roman" w:cs="Times New Roman"/>
-          <w:i/>
-          <w:color w:val="FF0000"/>
-          <w:sz w:val="24"/>
-          <w:szCs w:val="24"/>
-        </w:rPr>
-        <w:t>Священ</w:t>
-      </w:r>
-      <w:r>
-        <w:rPr>
-          <w:rFonts w:ascii="Times New Roman" w:eastAsia="Times New Roman" w:hAnsi="Times New Roman" w:cs="Times New Roman"/>
-          <w:i/>
-          <w:color w:val="FF0000"/>
-          <w:sz w:val="24"/>
-          <w:szCs w:val="24"/>
-        </w:rPr>
-        <w:t>ик:</w:t>
-      </w:r>
-      <w:r>
-        <w:rPr>
-          <w:rFonts w:ascii="Times New Roman" w:eastAsia="Times New Roman" w:hAnsi="Times New Roman" w:cs="Times New Roman"/>
-          <w:color w:val="FF0000"/>
-          <w:sz w:val="24"/>
-          <w:szCs w:val="24"/>
-        </w:rPr>
-        <w:t xml:space="preserve"> </w:t>
-      </w:r>
-      <w:r>
-        <w:rPr>
-          <w:rFonts w:ascii="Times New Roman" w:eastAsia="Times New Roman" w:hAnsi="Times New Roman" w:cs="Times New Roman"/>
-          <w:sz w:val="24"/>
-          <w:szCs w:val="24"/>
-        </w:rPr>
-        <w:t>Христос, істинний Бог наш, що в Йордані хреститися зволив вiд Івана спасіння нашого ради, молитвами пречистої своєї Матері, святих, славних і всехвальних апостолів, і святого (</w:t>
-      </w:r>
-      <w:r>
-        <w:rPr>
-          <w:rFonts w:ascii="Times New Roman" w:eastAsia="Times New Roman" w:hAnsi="Times New Roman" w:cs="Times New Roman"/>
-          <w:i/>
-          <w:color w:val="FF0000"/>
-          <w:sz w:val="24"/>
-          <w:szCs w:val="24"/>
-        </w:rPr>
-        <w:t>ім'я, якого є храм</w:t>
-      </w:r>
-      <w:r>
-        <w:rPr>
-          <w:rFonts w:ascii="Times New Roman" w:eastAsia="Times New Roman" w:hAnsi="Times New Roman" w:cs="Times New Roman"/>
-          <w:sz w:val="24"/>
-          <w:szCs w:val="24"/>
-        </w:rPr>
-        <w:t>), і святих мучеників Єрміла і Стратоніка, преподобних отц</w:t>
-      </w:r>
-      <w:r>
-        <w:rPr>
-          <w:rFonts w:ascii="Times New Roman" w:eastAsia="Times New Roman" w:hAnsi="Times New Roman" w:cs="Times New Roman"/>
-          <w:sz w:val="24"/>
-          <w:szCs w:val="24"/>
-        </w:rPr>
-        <w:t>ів у Синаї і Раїті повбиваних, і всіх святих, помилує і спасе нас, як благий і людинолюбний.</w:t>
+        <w:t>якого є храм</w:t>
+      </w:r>
+      <w:r>
+        <w:rPr>
+          <w:rFonts w:ascii="Times New Roman" w:hAnsi="Times New Roman"/>
+          <w:sz w:val="24"/>
+        </w:rPr>
+        <w:t>, і святих мучеників Єрмила і Стратоніка, і всіх святих - помилує і спасе нас як благий і людинолюбний.</w:t>
       </w:r>
     </w:p>
     <w:p>
@@ -37362,7 +36069,7 @@
         <w:rPr>
           <w:rFonts w:ascii="Times New Roman" w:hAnsi="Times New Roman"/>
           <w:i/>
-          <w:color w:val="FF4400"/>
+          <w:color w:val="FF0000"/>
           <w:sz w:val="24"/>
         </w:rPr>
         <w:t>Священник:</w:t>
@@ -37372,294 +36079,7 @@
           <w:rFonts w:ascii="Times New Roman" w:hAnsi="Times New Roman"/>
           <w:sz w:val="24"/>
         </w:rPr>
-        <w:t xml:space="preserve"> </w:t>
-      </w:r>
-      <w:r>
-        <w:rPr>
-          <w:rFonts w:ascii="Times New Roman" w:hAnsi="Times New Roman"/>
-          <w:sz w:val="24"/>
-        </w:rPr>
-        <w:t>Бо</w:t>
-      </w:r>
-      <w:r>
-        <w:rPr>
-          <w:rFonts w:ascii="Times New Roman" w:hAnsi="Times New Roman"/>
-          <w:sz w:val="24"/>
-        </w:rPr>
-        <w:t xml:space="preserve"> </w:t>
-      </w:r>
-      <w:r>
-        <w:rPr>
-          <w:rFonts w:ascii="Times New Roman" w:hAnsi="Times New Roman"/>
-          <w:sz w:val="24"/>
-        </w:rPr>
-        <w:t>Тобі</w:t>
-      </w:r>
-      <w:r>
-        <w:rPr>
-          <w:rFonts w:ascii="Times New Roman" w:hAnsi="Times New Roman"/>
-          <w:sz w:val="24"/>
-        </w:rPr>
-        <w:t xml:space="preserve"> </w:t>
-      </w:r>
-      <w:r>
-        <w:rPr>
-          <w:rFonts w:ascii="Times New Roman" w:hAnsi="Times New Roman"/>
-          <w:sz w:val="24"/>
-        </w:rPr>
-        <w:t>належить</w:t>
-      </w:r>
-      <w:r>
-        <w:rPr>
-          <w:rFonts w:ascii="Times New Roman" w:hAnsi="Times New Roman"/>
-          <w:sz w:val="24"/>
-        </w:rPr>
-        <w:t xml:space="preserve"> </w:t>
-      </w:r>
-      <w:r>
-        <w:rPr>
-          <w:rFonts w:ascii="Times New Roman" w:hAnsi="Times New Roman"/>
-          <w:sz w:val="24"/>
-        </w:rPr>
-        <w:t>усяка</w:t>
-      </w:r>
-      <w:r>
-        <w:rPr>
-          <w:rFonts w:ascii="Times New Roman" w:hAnsi="Times New Roman"/>
-          <w:sz w:val="24"/>
-        </w:rPr>
-        <w:t xml:space="preserve"> </w:t>
-      </w:r>
-      <w:r>
-        <w:rPr>
-          <w:rFonts w:ascii="Times New Roman" w:hAnsi="Times New Roman"/>
-          <w:sz w:val="24"/>
-        </w:rPr>
-        <w:t>слава,</w:t>
-      </w:r>
-      <w:r>
-        <w:rPr>
-          <w:rFonts w:ascii="Times New Roman" w:hAnsi="Times New Roman"/>
-          <w:sz w:val="24"/>
-        </w:rPr>
-        <w:t xml:space="preserve"> </w:t>
-      </w:r>
-      <w:r>
-        <w:rPr>
-          <w:rFonts w:ascii="Times New Roman" w:hAnsi="Times New Roman"/>
-          <w:sz w:val="24"/>
-        </w:rPr>
-        <w:t>честь</w:t>
-      </w:r>
-      <w:r>
-        <w:rPr>
-          <w:rFonts w:ascii="Times New Roman" w:hAnsi="Times New Roman"/>
-          <w:sz w:val="24"/>
-        </w:rPr>
-        <w:t xml:space="preserve"> </w:t>
-      </w:r>
-      <w:r>
-        <w:rPr>
-          <w:rFonts w:ascii="Times New Roman" w:hAnsi="Times New Roman"/>
-          <w:sz w:val="24"/>
-        </w:rPr>
-        <w:t>і</w:t>
-      </w:r>
-      <w:r>
-        <w:rPr>
-          <w:rFonts w:ascii="Times New Roman" w:hAnsi="Times New Roman"/>
-          <w:sz w:val="24"/>
-        </w:rPr>
-        <w:t xml:space="preserve"> </w:t>
-      </w:r>
-      <w:r>
-        <w:rPr>
-          <w:rFonts w:ascii="Times New Roman" w:hAnsi="Times New Roman"/>
-          <w:sz w:val="24"/>
-        </w:rPr>
-        <w:t>поклоніння,</w:t>
-      </w:r>
-      <w:r>
-        <w:rPr>
-          <w:rFonts w:ascii="Times New Roman" w:hAnsi="Times New Roman"/>
-          <w:sz w:val="24"/>
-        </w:rPr>
-        <w:t xml:space="preserve"> </w:t>
-      </w:r>
-      <w:r>
-        <w:rPr>
-          <w:rFonts w:ascii="Times New Roman" w:hAnsi="Times New Roman"/>
-          <w:sz w:val="24"/>
-        </w:rPr>
-        <w:t>Отцю,</w:t>
-      </w:r>
-      <w:r>
-        <w:rPr>
-          <w:rFonts w:ascii="Times New Roman" w:hAnsi="Times New Roman"/>
-          <w:sz w:val="24"/>
-        </w:rPr>
-        <w:t xml:space="preserve"> </w:t>
-      </w:r>
-      <w:r>
-        <w:rPr>
-          <w:rFonts w:ascii="Times New Roman" w:hAnsi="Times New Roman"/>
-          <w:sz w:val="24"/>
-        </w:rPr>
-        <w:t>і</w:t>
-      </w:r>
-      <w:r>
-        <w:rPr>
-          <w:rFonts w:ascii="Times New Roman" w:hAnsi="Times New Roman"/>
-          <w:sz w:val="24"/>
-        </w:rPr>
-        <w:t xml:space="preserve"> </w:t>
-      </w:r>
-      <w:r>
-        <w:rPr>
-          <w:rFonts w:ascii="Times New Roman" w:hAnsi="Times New Roman"/>
-          <w:sz w:val="24"/>
-        </w:rPr>
-        <w:t>Сину,</w:t>
-      </w:r>
-      <w:r>
-        <w:rPr>
-          <w:rFonts w:ascii="Times New Roman" w:hAnsi="Times New Roman"/>
-          <w:sz w:val="24"/>
-        </w:rPr>
-        <w:t xml:space="preserve"> </w:t>
-      </w:r>
-      <w:r>
-        <w:rPr>
-          <w:rFonts w:ascii="Times New Roman" w:hAnsi="Times New Roman"/>
-          <w:sz w:val="24"/>
-        </w:rPr>
-        <w:t>і</w:t>
-      </w:r>
-      <w:r>
-        <w:rPr>
-          <w:rFonts w:ascii="Times New Roman" w:hAnsi="Times New Roman"/>
-          <w:sz w:val="24"/>
-        </w:rPr>
-        <w:t xml:space="preserve"> </w:t>
-      </w:r>
-      <w:r>
-        <w:rPr>
-          <w:rFonts w:ascii="Times New Roman" w:hAnsi="Times New Roman"/>
-          <w:sz w:val="24"/>
-        </w:rPr>
-        <w:t>Святому</w:t>
-      </w:r>
-      <w:r>
-        <w:rPr>
-          <w:rFonts w:ascii="Times New Roman" w:hAnsi="Times New Roman"/>
-          <w:sz w:val="24"/>
-        </w:rPr>
-        <w:t xml:space="preserve"> </w:t>
-      </w:r>
-      <w:r>
-        <w:rPr>
-          <w:rFonts w:ascii="Times New Roman" w:hAnsi="Times New Roman"/>
-          <w:sz w:val="24"/>
-        </w:rPr>
-        <w:t>Духові,</w:t>
-      </w:r>
-      <w:r>
-        <w:rPr>
-          <w:rFonts w:ascii="Times New Roman" w:hAnsi="Times New Roman"/>
-          <w:sz w:val="24"/>
-        </w:rPr>
-        <w:t xml:space="preserve"> </w:t>
-      </w:r>
-      <w:r>
-        <w:rPr>
-          <w:rFonts w:ascii="Times New Roman" w:hAnsi="Times New Roman"/>
-          <w:sz w:val="24"/>
-        </w:rPr>
-        <w:t>нині,</w:t>
-      </w:r>
-      <w:r>
-        <w:rPr>
-          <w:rFonts w:ascii="Times New Roman" w:hAnsi="Times New Roman"/>
-          <w:sz w:val="24"/>
-        </w:rPr>
-        <w:t xml:space="preserve"> </w:t>
-      </w:r>
-      <w:r>
-        <w:rPr>
-          <w:rFonts w:ascii="Times New Roman" w:hAnsi="Times New Roman"/>
-          <w:sz w:val="24"/>
-        </w:rPr>
-        <w:t>і</w:t>
-      </w:r>
-      <w:r>
-        <w:rPr>
-          <w:rFonts w:ascii="Times New Roman" w:hAnsi="Times New Roman"/>
-          <w:sz w:val="24"/>
-        </w:rPr>
-        <w:t xml:space="preserve"> </w:t>
-      </w:r>
-      <w:r>
-        <w:rPr>
-          <w:rFonts w:ascii="Times New Roman" w:hAnsi="Times New Roman"/>
-          <w:sz w:val="24"/>
-        </w:rPr>
-        <w:t>повсякчас,</w:t>
-      </w:r>
-      <w:r>
-        <w:rPr>
-          <w:rFonts w:ascii="Times New Roman" w:hAnsi="Times New Roman"/>
-          <w:sz w:val="24"/>
-        </w:rPr>
-        <w:t xml:space="preserve"> </w:t>
-      </w:r>
-      <w:r>
-        <w:rPr>
-          <w:rFonts w:ascii="Times New Roman" w:hAnsi="Times New Roman"/>
-          <w:sz w:val="24"/>
-        </w:rPr>
-        <w:t>і</w:t>
-      </w:r>
-      <w:r>
-        <w:rPr>
-          <w:rFonts w:ascii="Times New Roman" w:hAnsi="Times New Roman"/>
-          <w:sz w:val="24"/>
-        </w:rPr>
-        <w:t xml:space="preserve"> </w:t>
-      </w:r>
-      <w:r>
-        <w:rPr>
-          <w:rFonts w:ascii="Times New Roman" w:hAnsi="Times New Roman"/>
-          <w:sz w:val="24"/>
-        </w:rPr>
-        <w:t>на</w:t>
-      </w:r>
-      <w:r>
-        <w:rPr>
-          <w:rFonts w:ascii="Times New Roman" w:hAnsi="Times New Roman"/>
-          <w:sz w:val="24"/>
-        </w:rPr>
-        <w:t xml:space="preserve"> </w:t>
-      </w:r>
-      <w:r>
-        <w:rPr>
-          <w:rFonts w:ascii="Times New Roman" w:hAnsi="Times New Roman"/>
-          <w:sz w:val="24"/>
-        </w:rPr>
-        <w:t>віки</w:t>
-      </w:r>
-      <w:r>
-        <w:rPr>
-          <w:rFonts w:ascii="Times New Roman" w:hAnsi="Times New Roman"/>
-          <w:sz w:val="24"/>
-        </w:rPr>
-        <w:t xml:space="preserve"> </w:t>
-      </w:r>
-      <w:r>
-        <w:rPr>
-          <w:rFonts w:ascii="Times New Roman" w:hAnsi="Times New Roman"/>
-          <w:sz w:val="24"/>
-        </w:rPr>
-        <w:t>віків.</w:t>
+        <w:t xml:space="preserve"> Бо Тобі належить усяка слава, честь і поклоніння, Отцю, і Сину, і Святому Духові, нині, і повсякчас, і на віки віків.</w:t>
       </w:r>
     </w:p>
     <w:p>
@@ -39056,7 +37476,7 @@
         <w:rPr>
           <w:rFonts w:ascii="Times New Roman" w:hAnsi="Times New Roman"/>
           <w:i/>
-          <w:color w:val="FF4400"/>
+          <w:color w:val="FF0000"/>
           <w:sz w:val="24"/>
         </w:rPr>
         <w:t>Священник:</w:t>
@@ -39064,402 +37484,9 @@
       <w:r>
         <w:rPr>
           <w:rFonts w:ascii="Times New Roman" w:hAnsi="Times New Roman"/>
-          <w:color w:val="000000"/>
-          <w:sz w:val="24"/>
-        </w:rPr>
-        <w:t xml:space="preserve"> </w:t>
-      </w:r>
-      <w:r>
-        <w:rPr>
-          <w:rFonts w:ascii="Times New Roman" w:hAnsi="Times New Roman"/>
-          <w:color w:val="000000"/>
-          <w:sz w:val="24"/>
-        </w:rPr>
-        <w:t>Бо</w:t>
-      </w:r>
-      <w:r>
-        <w:rPr>
-          <w:rFonts w:ascii="Times New Roman" w:hAnsi="Times New Roman"/>
-          <w:color w:val="000000"/>
-          <w:sz w:val="24"/>
-        </w:rPr>
-        <w:t xml:space="preserve"> </w:t>
-      </w:r>
-      <w:r>
-        <w:rPr>
-          <w:rFonts w:ascii="Times New Roman" w:hAnsi="Times New Roman"/>
-          <w:color w:val="000000"/>
-          <w:sz w:val="24"/>
-        </w:rPr>
-        <w:t>Твоя</w:t>
-      </w:r>
-      <w:r>
-        <w:rPr>
-          <w:rFonts w:ascii="Times New Roman" w:hAnsi="Times New Roman"/>
-          <w:color w:val="000000"/>
-          <w:sz w:val="24"/>
-        </w:rPr>
-        <w:t xml:space="preserve"> </w:t>
-      </w:r>
-      <w:r>
-        <w:rPr>
-          <w:rFonts w:ascii="Times New Roman" w:hAnsi="Times New Roman"/>
-          <w:color w:val="000000"/>
-          <w:sz w:val="24"/>
-        </w:rPr>
-        <w:t>є</w:t>
-      </w:r>
-      <w:r>
-        <w:rPr>
-          <w:rFonts w:ascii="Times New Roman" w:hAnsi="Times New Roman"/>
-          <w:color w:val="000000"/>
-          <w:sz w:val="24"/>
-        </w:rPr>
-        <w:t xml:space="preserve"> </w:t>
-      </w:r>
-      <w:r>
-        <w:rPr>
-          <w:rFonts w:ascii="Times New Roman" w:hAnsi="Times New Roman"/>
-          <w:color w:val="000000"/>
-          <w:sz w:val="24"/>
-        </w:rPr>
-        <w:t>влада</w:t>
-      </w:r>
-      <w:r>
-        <w:rPr>
-          <w:rFonts w:ascii="Times New Roman" w:hAnsi="Times New Roman"/>
-          <w:color w:val="000000"/>
-          <w:sz w:val="24"/>
-        </w:rPr>
-        <w:t xml:space="preserve"> </w:t>
-      </w:r>
-      <w:r>
-        <w:rPr>
-          <w:rFonts w:ascii="Times New Roman" w:hAnsi="Times New Roman"/>
-          <w:color w:val="000000"/>
-          <w:sz w:val="24"/>
-        </w:rPr>
-        <w:t>і</w:t>
-      </w:r>
-      <w:r>
-        <w:rPr>
-          <w:rFonts w:ascii="Times New Roman" w:hAnsi="Times New Roman"/>
-          <w:color w:val="000000"/>
-          <w:sz w:val="24"/>
-        </w:rPr>
-        <w:t xml:space="preserve"> </w:t>
-      </w:r>
-      <w:r>
-        <w:rPr>
-          <w:rFonts w:ascii="Times New Roman" w:hAnsi="Times New Roman"/>
-          <w:color w:val="000000"/>
-          <w:sz w:val="24"/>
-        </w:rPr>
-        <w:t>Твоє</w:t>
-      </w:r>
-      <w:r>
-        <w:rPr>
-          <w:rFonts w:ascii="Times New Roman" w:hAnsi="Times New Roman"/>
-          <w:color w:val="000000"/>
-          <w:sz w:val="24"/>
-        </w:rPr>
-        <w:t xml:space="preserve"> </w:t>
-      </w:r>
-      <w:r>
-        <w:rPr>
-          <w:rFonts w:ascii="Times New Roman" w:hAnsi="Times New Roman"/>
-          <w:color w:val="000000"/>
-          <w:sz w:val="24"/>
-        </w:rPr>
-        <w:t>є</w:t>
-      </w:r>
-      <w:r>
-        <w:rPr>
-          <w:rFonts w:ascii="Times New Roman" w:hAnsi="Times New Roman"/>
-          <w:color w:val="000000"/>
-          <w:sz w:val="24"/>
-        </w:rPr>
-        <w:t xml:space="preserve"> </w:t>
-      </w:r>
-      <w:r>
-        <w:rPr>
-          <w:rFonts w:ascii="Times New Roman" w:hAnsi="Times New Roman"/>
-          <w:color w:val="000000"/>
-          <w:sz w:val="24"/>
-        </w:rPr>
-        <w:t>царство,</w:t>
-      </w:r>
-      <w:r>
-        <w:rPr>
-          <w:rFonts w:ascii="Times New Roman" w:hAnsi="Times New Roman"/>
-          <w:color w:val="000000"/>
-          <w:sz w:val="24"/>
-        </w:rPr>
-        <w:t xml:space="preserve"> </w:t>
-      </w:r>
-      <w:r>
-        <w:rPr>
-          <w:rFonts w:ascii="Times New Roman" w:hAnsi="Times New Roman"/>
-          <w:color w:val="000000"/>
-          <w:sz w:val="24"/>
-        </w:rPr>
-        <w:t>і</w:t>
-      </w:r>
-      <w:r>
-        <w:rPr>
-          <w:rFonts w:ascii="Times New Roman" w:hAnsi="Times New Roman"/>
-          <w:color w:val="000000"/>
-          <w:sz w:val="24"/>
-        </w:rPr>
-        <w:t xml:space="preserve"> </w:t>
-      </w:r>
-      <w:r>
-        <w:rPr>
-          <w:rFonts w:ascii="Times New Roman" w:hAnsi="Times New Roman"/>
-          <w:color w:val="000000"/>
-          <w:sz w:val="24"/>
-        </w:rPr>
-        <w:t>сила,</w:t>
-      </w:r>
-      <w:r>
-        <w:rPr>
-          <w:rFonts w:ascii="Times New Roman" w:hAnsi="Times New Roman"/>
-          <w:color w:val="000000"/>
-          <w:sz w:val="24"/>
-        </w:rPr>
-        <w:t xml:space="preserve"> </w:t>
-      </w:r>
-      <w:r>
-        <w:rPr>
-          <w:rFonts w:ascii="Times New Roman" w:hAnsi="Times New Roman"/>
-          <w:color w:val="000000"/>
-          <w:sz w:val="24"/>
-        </w:rPr>
-        <w:t>і</w:t>
-      </w:r>
-      <w:r>
-        <w:rPr>
-          <w:rFonts w:ascii="Times New Roman" w:hAnsi="Times New Roman"/>
-          <w:color w:val="000000"/>
-          <w:sz w:val="24"/>
-        </w:rPr>
-        <w:t xml:space="preserve"> </w:t>
-      </w:r>
-      <w:r>
-        <w:rPr>
-          <w:rFonts w:ascii="Times New Roman" w:hAnsi="Times New Roman"/>
-          <w:color w:val="000000"/>
-          <w:sz w:val="24"/>
-        </w:rPr>
-        <w:t>слава,</w:t>
-      </w:r>
-      <w:r>
-        <w:rPr>
-          <w:rFonts w:ascii="Times New Roman" w:hAnsi="Times New Roman"/>
-          <w:color w:val="000000"/>
-          <w:sz w:val="24"/>
-        </w:rPr>
-        <w:t xml:space="preserve"> </w:t>
-      </w:r>
-      <w:r>
-        <w:rPr>
-          <w:rFonts w:ascii="Times New Roman" w:hAnsi="Times New Roman"/>
-          <w:color w:val="000000"/>
-          <w:sz w:val="24"/>
-        </w:rPr>
-        <w:t>Отця,</w:t>
-      </w:r>
-      <w:r>
-        <w:rPr>
-          <w:rFonts w:ascii="Times New Roman" w:hAnsi="Times New Roman"/>
-          <w:color w:val="000000"/>
-          <w:sz w:val="24"/>
-        </w:rPr>
-        <w:t xml:space="preserve"> </w:t>
-      </w:r>
-      <w:r>
-        <w:rPr>
-          <w:rFonts w:ascii="Times New Roman" w:hAnsi="Times New Roman"/>
-          <w:color w:val="000000"/>
-          <w:sz w:val="24"/>
-        </w:rPr>
-        <w:t>і</w:t>
-      </w:r>
-      <w:r>
-        <w:rPr>
-          <w:rFonts w:ascii="Times New Roman" w:hAnsi="Times New Roman"/>
-          <w:color w:val="000000"/>
-          <w:sz w:val="24"/>
-        </w:rPr>
-        <w:t xml:space="preserve"> </w:t>
-      </w:r>
-      <w:r>
-        <w:rPr>
-          <w:rFonts w:ascii="Times New Roman" w:hAnsi="Times New Roman"/>
-          <w:color w:val="000000"/>
-          <w:sz w:val="24"/>
-        </w:rPr>
-        <w:t>Сина,</w:t>
-      </w:r>
-      <w:r>
-        <w:rPr>
-          <w:rFonts w:ascii="Times New Roman" w:hAnsi="Times New Roman"/>
-          <w:color w:val="000000"/>
-          <w:sz w:val="24"/>
-        </w:rPr>
-        <w:t xml:space="preserve"> </w:t>
-      </w:r>
-      <w:r>
-        <w:rPr>
-          <w:rFonts w:ascii="Times New Roman" w:hAnsi="Times New Roman"/>
-          <w:color w:val="000000"/>
-          <w:sz w:val="24"/>
-        </w:rPr>
-        <w:t>і</w:t>
-      </w:r>
-      <w:r>
-        <w:rPr>
-          <w:rFonts w:ascii="Times New Roman" w:hAnsi="Times New Roman"/>
-          <w:color w:val="000000"/>
-          <w:sz w:val="24"/>
-        </w:rPr>
-        <w:t xml:space="preserve"> </w:t>
-      </w:r>
-      <w:r>
-        <w:rPr>
-          <w:rFonts w:ascii="Times New Roman" w:hAnsi="Times New Roman"/>
-          <w:color w:val="000000"/>
-          <w:sz w:val="24"/>
-        </w:rPr>
-        <w:t>Святого</w:t>
-      </w:r>
-      <w:r>
-        <w:rPr>
-          <w:rFonts w:ascii="Times New Roman" w:hAnsi="Times New Roman"/>
-          <w:color w:val="000000"/>
-          <w:sz w:val="24"/>
-        </w:rPr>
-        <w:t xml:space="preserve"> </w:t>
-      </w:r>
-      <w:r>
-        <w:rPr>
-          <w:rFonts w:ascii="Times New Roman" w:hAnsi="Times New Roman"/>
-          <w:color w:val="000000"/>
-          <w:sz w:val="24"/>
-        </w:rPr>
-        <w:t>Духа,</w:t>
-      </w:r>
-      <w:r>
-        <w:rPr>
-          <w:rFonts w:ascii="Times New Roman" w:hAnsi="Times New Roman"/>
-          <w:color w:val="000000"/>
-          <w:sz w:val="24"/>
-        </w:rPr>
-        <w:t xml:space="preserve"> </w:t>
-      </w:r>
-      <w:r>
-        <w:rPr>
-          <w:rFonts w:ascii="Times New Roman" w:hAnsi="Times New Roman"/>
-          <w:color w:val="000000"/>
-          <w:sz w:val="24"/>
-        </w:rPr>
-        <w:t>нині,</w:t>
-      </w:r>
-      <w:r>
-        <w:rPr>
-          <w:rFonts w:ascii="Times New Roman" w:hAnsi="Times New Roman"/>
-          <w:color w:val="000000"/>
-          <w:sz w:val="24"/>
-        </w:rPr>
-        <w:t xml:space="preserve"> </w:t>
-      </w:r>
-      <w:r>
-        <w:rPr>
-          <w:rFonts w:ascii="Times New Roman" w:hAnsi="Times New Roman"/>
-          <w:color w:val="000000"/>
-          <w:sz w:val="24"/>
-        </w:rPr>
-        <w:t>і</w:t>
-      </w:r>
-      <w:r>
-        <w:rPr>
-          <w:rFonts w:ascii="Times New Roman" w:hAnsi="Times New Roman"/>
-          <w:color w:val="000000"/>
-          <w:sz w:val="24"/>
-        </w:rPr>
-        <w:t xml:space="preserve"> </w:t>
-      </w:r>
-      <w:r>
-        <w:rPr>
-          <w:rFonts w:ascii="Times New Roman" w:hAnsi="Times New Roman"/>
-          <w:color w:val="000000"/>
-          <w:sz w:val="24"/>
-        </w:rPr>
-        <w:t>повсякчас,</w:t>
-      </w:r>
-      <w:r>
-        <w:rPr>
-          <w:rFonts w:ascii="Times New Roman" w:hAnsi="Times New Roman"/>
-          <w:color w:val="000000"/>
-          <w:sz w:val="24"/>
-        </w:rPr>
-        <w:t xml:space="preserve"> </w:t>
-      </w:r>
-      <w:r>
-        <w:rPr>
-          <w:rFonts w:ascii="Times New Roman" w:hAnsi="Times New Roman"/>
-          <w:color w:val="000000"/>
-          <w:sz w:val="24"/>
-        </w:rPr>
-        <w:t>і</w:t>
-      </w:r>
-      <w:r>
-        <w:rPr>
-          <w:rFonts w:ascii="Times New Roman" w:hAnsi="Times New Roman"/>
-          <w:color w:val="000000"/>
-          <w:sz w:val="24"/>
-        </w:rPr>
-        <w:t xml:space="preserve"> </w:t>
-      </w:r>
-      <w:r>
-        <w:rPr>
-          <w:rFonts w:ascii="Times New Roman" w:hAnsi="Times New Roman"/>
-          <w:color w:val="000000"/>
-          <w:sz w:val="24"/>
-        </w:rPr>
-        <w:t>на</w:t>
-      </w:r>
-      <w:r>
-        <w:rPr>
-          <w:rFonts w:ascii="Times New Roman" w:hAnsi="Times New Roman"/>
-          <w:color w:val="000000"/>
-          <w:sz w:val="24"/>
-        </w:rPr>
-        <w:t xml:space="preserve"> </w:t>
-      </w:r>
-      <w:r>
-        <w:rPr>
-          <w:rFonts w:ascii="Times New Roman" w:hAnsi="Times New Roman"/>
-          <w:color w:val="000000"/>
-          <w:sz w:val="24"/>
-        </w:rPr>
-        <w:t>віки</w:t>
-      </w:r>
-      <w:r>
-        <w:rPr>
-          <w:rFonts w:ascii="Times New Roman" w:hAnsi="Times New Roman"/>
-          <w:color w:val="000000"/>
-          <w:sz w:val="24"/>
-        </w:rPr>
-        <w:t xml:space="preserve"> </w:t>
-      </w:r>
-      <w:r>
-        <w:rPr>
-          <w:rFonts w:ascii="Times New Roman" w:hAnsi="Times New Roman"/>
-          <w:color w:val="000000"/>
-          <w:sz w:val="24"/>
-        </w:rPr>
-        <w:t>віків.</w:t>
+          <w:sz w:val="24"/>
+        </w:rPr>
+        <w:t xml:space="preserve"> Бо Твоя є влада і Твоє є царство, і сила, і слава, Отця, і Сина, і Святого Духа, нині, і повсякчас, і на віки віків.</w:t>
       </w:r>
     </w:p>
     <w:p>
@@ -40541,7 +38568,7 @@
         <w:rPr>
           <w:rFonts w:ascii="Times New Roman" w:hAnsi="Times New Roman"/>
           <w:i/>
-          <w:color w:val="FF4400"/>
+          <w:color w:val="FF0000"/>
           <w:sz w:val="24"/>
         </w:rPr>
         <w:t>Священник:</w:t>
@@ -40549,386 +38576,9 @@
       <w:r>
         <w:rPr>
           <w:rFonts w:ascii="Times New Roman" w:hAnsi="Times New Roman"/>
-          <w:color w:val="000000"/>
-          <w:sz w:val="24"/>
-        </w:rPr>
-        <w:t xml:space="preserve"> </w:t>
-      </w:r>
-      <w:r>
-        <w:rPr>
-          <w:rFonts w:ascii="Times New Roman" w:hAnsi="Times New Roman"/>
-          <w:color w:val="000000"/>
-          <w:sz w:val="24"/>
-        </w:rPr>
-        <w:t>Бо</w:t>
-      </w:r>
-      <w:r>
-        <w:rPr>
-          <w:rFonts w:ascii="Times New Roman" w:hAnsi="Times New Roman"/>
-          <w:color w:val="000000"/>
-          <w:sz w:val="24"/>
-        </w:rPr>
-        <w:t xml:space="preserve"> </w:t>
-      </w:r>
-      <w:r>
-        <w:rPr>
-          <w:rFonts w:ascii="Times New Roman" w:hAnsi="Times New Roman"/>
-          <w:color w:val="000000"/>
-          <w:sz w:val="24"/>
-        </w:rPr>
-        <w:t>Ти</w:t>
-      </w:r>
-      <w:r>
-        <w:rPr>
-          <w:rFonts w:ascii="Times New Roman" w:hAnsi="Times New Roman"/>
-          <w:color w:val="000000"/>
-          <w:sz w:val="24"/>
-        </w:rPr>
-        <w:t xml:space="preserve"> </w:t>
-      </w:r>
-      <w:r>
-        <w:rPr>
-          <w:rFonts w:ascii="Times New Roman" w:hAnsi="Times New Roman"/>
-          <w:color w:val="000000"/>
-          <w:sz w:val="24"/>
-        </w:rPr>
-        <w:t>благий</w:t>
-      </w:r>
-      <w:r>
-        <w:rPr>
-          <w:rFonts w:ascii="Times New Roman" w:hAnsi="Times New Roman"/>
-          <w:color w:val="000000"/>
-          <w:sz w:val="24"/>
-        </w:rPr>
-        <w:t xml:space="preserve"> </w:t>
-      </w:r>
-      <w:r>
-        <w:rPr>
-          <w:rFonts w:ascii="Times New Roman" w:hAnsi="Times New Roman"/>
-          <w:color w:val="000000"/>
-          <w:sz w:val="24"/>
-        </w:rPr>
-        <w:t>і</w:t>
-      </w:r>
-      <w:r>
-        <w:rPr>
-          <w:rFonts w:ascii="Times New Roman" w:hAnsi="Times New Roman"/>
-          <w:color w:val="000000"/>
-          <w:sz w:val="24"/>
-        </w:rPr>
-        <w:t xml:space="preserve"> </w:t>
-      </w:r>
-      <w:r>
-        <w:rPr>
-          <w:rFonts w:ascii="Times New Roman" w:hAnsi="Times New Roman"/>
-          <w:color w:val="000000"/>
-          <w:sz w:val="24"/>
-        </w:rPr>
-        <w:t>людинолюбний</w:t>
-      </w:r>
-      <w:r>
-        <w:rPr>
-          <w:rFonts w:ascii="Times New Roman" w:hAnsi="Times New Roman"/>
-          <w:color w:val="000000"/>
-          <w:sz w:val="24"/>
-        </w:rPr>
-        <w:t xml:space="preserve"> </w:t>
-      </w:r>
-      <w:r>
-        <w:rPr>
-          <w:rFonts w:ascii="Times New Roman" w:hAnsi="Times New Roman"/>
-          <w:color w:val="000000"/>
-          <w:sz w:val="24"/>
-        </w:rPr>
-        <w:t>Бог</w:t>
-      </w:r>
-      <w:r>
-        <w:rPr>
-          <w:rFonts w:ascii="Times New Roman" w:hAnsi="Times New Roman"/>
-          <w:color w:val="000000"/>
-          <w:sz w:val="24"/>
-        </w:rPr>
-        <w:t xml:space="preserve"> </w:t>
-      </w:r>
-      <w:r>
-        <w:rPr>
-          <w:rFonts w:ascii="Times New Roman" w:hAnsi="Times New Roman"/>
-          <w:color w:val="000000"/>
-          <w:sz w:val="24"/>
-        </w:rPr>
-        <w:t>–</w:t>
-      </w:r>
-      <w:r>
-        <w:rPr>
-          <w:rFonts w:ascii="Times New Roman" w:hAnsi="Times New Roman"/>
-          <w:color w:val="000000"/>
-          <w:sz w:val="24"/>
-        </w:rPr>
-        <w:t xml:space="preserve"> </w:t>
-      </w:r>
-      <w:r>
-        <w:rPr>
-          <w:rFonts w:ascii="Times New Roman" w:hAnsi="Times New Roman"/>
-          <w:color w:val="000000"/>
-          <w:sz w:val="24"/>
-        </w:rPr>
-        <w:t>і</w:t>
-      </w:r>
-      <w:r>
-        <w:rPr>
-          <w:rFonts w:ascii="Times New Roman" w:hAnsi="Times New Roman"/>
-          <w:color w:val="000000"/>
-          <w:sz w:val="24"/>
-        </w:rPr>
-        <w:t xml:space="preserve"> </w:t>
-      </w:r>
-      <w:r>
-        <w:rPr>
-          <w:rFonts w:ascii="Times New Roman" w:hAnsi="Times New Roman"/>
-          <w:color w:val="000000"/>
-          <w:sz w:val="24"/>
-        </w:rPr>
-        <w:t>Тобі</w:t>
-      </w:r>
-      <w:r>
-        <w:rPr>
-          <w:rFonts w:ascii="Times New Roman" w:hAnsi="Times New Roman"/>
-          <w:color w:val="000000"/>
-          <w:sz w:val="24"/>
-        </w:rPr>
-        <w:t xml:space="preserve"> </w:t>
-      </w:r>
-      <w:r>
-        <w:rPr>
-          <w:rFonts w:ascii="Times New Roman" w:hAnsi="Times New Roman"/>
-          <w:color w:val="000000"/>
-          <w:sz w:val="24"/>
-        </w:rPr>
-        <w:t>славу</w:t>
-      </w:r>
-      <w:r>
-        <w:rPr>
-          <w:rFonts w:ascii="Times New Roman" w:hAnsi="Times New Roman"/>
-          <w:color w:val="000000"/>
-          <w:sz w:val="24"/>
-        </w:rPr>
-        <w:t xml:space="preserve"> </w:t>
-      </w:r>
-      <w:r>
-        <w:rPr>
-          <w:rFonts w:ascii="Times New Roman" w:hAnsi="Times New Roman"/>
-          <w:color w:val="000000"/>
-          <w:sz w:val="24"/>
-        </w:rPr>
-        <w:t>возсилаємо,</w:t>
-      </w:r>
-      <w:r>
-        <w:rPr>
-          <w:rFonts w:ascii="Times New Roman" w:hAnsi="Times New Roman"/>
-          <w:color w:val="000000"/>
-          <w:sz w:val="24"/>
-        </w:rPr>
-        <w:t xml:space="preserve"> </w:t>
-      </w:r>
-      <w:r>
-        <w:rPr>
-          <w:rFonts w:ascii="Times New Roman" w:hAnsi="Times New Roman"/>
-          <w:color w:val="000000"/>
-          <w:sz w:val="24"/>
-        </w:rPr>
-        <w:t>Отцю,</w:t>
-      </w:r>
-      <w:r>
-        <w:rPr>
-          <w:rFonts w:ascii="Times New Roman" w:hAnsi="Times New Roman"/>
-          <w:color w:val="000000"/>
-          <w:sz w:val="24"/>
-        </w:rPr>
-        <w:t xml:space="preserve"> </w:t>
-      </w:r>
-      <w:r>
-        <w:rPr>
-          <w:rFonts w:ascii="Times New Roman" w:hAnsi="Times New Roman"/>
-          <w:color w:val="000000"/>
-          <w:sz w:val="24"/>
-        </w:rPr>
-        <w:t>і</w:t>
-      </w:r>
-      <w:r>
-        <w:rPr>
-          <w:rFonts w:ascii="Times New Roman" w:hAnsi="Times New Roman"/>
-          <w:color w:val="000000"/>
-          <w:sz w:val="24"/>
-        </w:rPr>
-        <w:t xml:space="preserve"> </w:t>
-      </w:r>
-      <w:r>
-        <w:rPr>
-          <w:rFonts w:ascii="Times New Roman" w:hAnsi="Times New Roman"/>
-          <w:color w:val="000000"/>
-          <w:sz w:val="24"/>
-        </w:rPr>
-        <w:t>Сину,</w:t>
-      </w:r>
-      <w:r>
-        <w:rPr>
-          <w:rFonts w:ascii="Times New Roman" w:hAnsi="Times New Roman"/>
-          <w:color w:val="000000"/>
-          <w:sz w:val="24"/>
-        </w:rPr>
-        <w:t xml:space="preserve"> </w:t>
-      </w:r>
-      <w:r>
-        <w:rPr>
-          <w:rFonts w:ascii="Times New Roman" w:hAnsi="Times New Roman"/>
-          <w:color w:val="000000"/>
-          <w:sz w:val="24"/>
-        </w:rPr>
-        <w:t>і</w:t>
-      </w:r>
-      <w:r>
-        <w:rPr>
-          <w:rFonts w:ascii="Times New Roman" w:hAnsi="Times New Roman"/>
-          <w:color w:val="000000"/>
-          <w:sz w:val="24"/>
-        </w:rPr>
-        <w:t xml:space="preserve"> </w:t>
-      </w:r>
-      <w:r>
-        <w:rPr>
-          <w:rFonts w:ascii="Times New Roman" w:hAnsi="Times New Roman"/>
-          <w:color w:val="000000"/>
-          <w:sz w:val="24"/>
-        </w:rPr>
-        <w:t>Святому</w:t>
-      </w:r>
-      <w:r>
-        <w:rPr>
-          <w:rFonts w:ascii="Times New Roman" w:hAnsi="Times New Roman"/>
-          <w:color w:val="000000"/>
-          <w:sz w:val="24"/>
-        </w:rPr>
-        <w:t xml:space="preserve"> </w:t>
-      </w:r>
-      <w:r>
-        <w:rPr>
-          <w:rFonts w:ascii="Times New Roman" w:hAnsi="Times New Roman"/>
-          <w:color w:val="000000"/>
-          <w:sz w:val="24"/>
-        </w:rPr>
-        <w:t>Духові,</w:t>
-      </w:r>
-      <w:r>
-        <w:rPr>
-          <w:rFonts w:ascii="Times New Roman" w:hAnsi="Times New Roman"/>
-          <w:color w:val="000000"/>
-          <w:sz w:val="24"/>
-        </w:rPr>
-        <w:t xml:space="preserve"> </w:t>
-      </w:r>
-      <w:r>
-        <w:rPr>
-          <w:rFonts w:ascii="Times New Roman" w:hAnsi="Times New Roman"/>
-          <w:color w:val="000000"/>
-          <w:sz w:val="24"/>
-        </w:rPr>
-        <w:t>нині,</w:t>
-      </w:r>
-      <w:r>
-        <w:rPr>
-          <w:rFonts w:ascii="Times New Roman" w:hAnsi="Times New Roman"/>
-          <w:color w:val="000000"/>
-          <w:sz w:val="24"/>
-        </w:rPr>
-        <w:t xml:space="preserve"> </w:t>
-      </w:r>
-      <w:r>
-        <w:rPr>
-          <w:rFonts w:ascii="Times New Roman" w:hAnsi="Times New Roman"/>
-          <w:color w:val="000000"/>
-          <w:sz w:val="24"/>
-        </w:rPr>
-        <w:t>і</w:t>
-      </w:r>
-      <w:r>
-        <w:rPr>
-          <w:rFonts w:ascii="Times New Roman" w:hAnsi="Times New Roman"/>
-          <w:color w:val="000000"/>
-          <w:sz w:val="24"/>
-        </w:rPr>
-        <w:t xml:space="preserve"> </w:t>
-      </w:r>
-      <w:r>
-        <w:rPr>
-          <w:rFonts w:ascii="Times New Roman" w:hAnsi="Times New Roman"/>
-          <w:color w:val="000000"/>
-          <w:sz w:val="24"/>
-        </w:rPr>
-        <w:t>повсякчас,</w:t>
-      </w:r>
-      <w:r>
-        <w:rPr>
-          <w:rFonts w:ascii="Times New Roman" w:hAnsi="Times New Roman"/>
-          <w:color w:val="000000"/>
-          <w:sz w:val="24"/>
-        </w:rPr>
-        <w:t xml:space="preserve"> </w:t>
-      </w:r>
-      <w:r>
-        <w:rPr>
-          <w:rFonts w:ascii="Times New Roman" w:hAnsi="Times New Roman"/>
-          <w:color w:val="000000"/>
-          <w:sz w:val="24"/>
-        </w:rPr>
-        <w:t>і</w:t>
-      </w:r>
-      <w:r>
-        <w:rPr>
-          <w:rFonts w:ascii="Times New Roman" w:hAnsi="Times New Roman"/>
-          <w:color w:val="000000"/>
-          <w:sz w:val="24"/>
-        </w:rPr>
-        <w:t xml:space="preserve"> </w:t>
-      </w:r>
-      <w:r>
-        <w:rPr>
-          <w:rFonts w:ascii="Times New Roman" w:hAnsi="Times New Roman"/>
-          <w:color w:val="000000"/>
-          <w:sz w:val="24"/>
-        </w:rPr>
-        <w:t>на</w:t>
-      </w:r>
-      <w:r>
-        <w:rPr>
-          <w:rFonts w:ascii="Times New Roman" w:hAnsi="Times New Roman"/>
-          <w:color w:val="000000"/>
-          <w:sz w:val="24"/>
-        </w:rPr>
-        <w:t xml:space="preserve"> </w:t>
-      </w:r>
-      <w:r>
-        <w:rPr>
-          <w:rFonts w:ascii="Times New Roman" w:hAnsi="Times New Roman"/>
-          <w:color w:val="000000"/>
-          <w:sz w:val="24"/>
-        </w:rPr>
-        <w:t>віки</w:t>
-      </w:r>
-      <w:r>
-        <w:rPr>
-          <w:rFonts w:ascii="Times New Roman" w:hAnsi="Times New Roman"/>
-          <w:color w:val="000000"/>
-          <w:sz w:val="24"/>
-        </w:rPr>
-        <w:t xml:space="preserve"> </w:t>
-      </w:r>
-      <w:r>
-        <w:rPr>
-          <w:rFonts w:ascii="Times New Roman" w:hAnsi="Times New Roman"/>
-          <w:color w:val="000000"/>
-          <w:sz w:val="24"/>
-        </w:rPr>
-        <w:t>віків.</w:t>
+          <w:sz w:val="24"/>
+        </w:rPr>
+        <w:t xml:space="preserve"> Бо Ти благий і людинолюбний Бог – і Тобі славу возсилаємо, Отцю, і Сину, і Святому Духові, нині, і повсякчас, і на віки віків.</w:t>
       </w:r>
     </w:p>
     <w:p>
@@ -42857,332 +40507,9 @@
       <w:r>
         <w:rPr>
           <w:rFonts w:ascii="Times New Roman" w:hAnsi="Times New Roman"/>
-          <w:i/>
-          <w:color w:val="FF0000"/>
-          <w:sz w:val="24"/>
-        </w:rPr>
-        <w:t xml:space="preserve"> </w:t>
-      </w:r>
-      <w:r>
-        <w:rPr>
-          <w:rFonts w:ascii="Times New Roman" w:hAnsi="Times New Roman"/>
-          <w:color w:val="000000"/>
-          <w:sz w:val="24"/>
-        </w:rPr>
-        <w:t>Бо</w:t>
-      </w:r>
-      <w:r>
-        <w:rPr>
-          <w:rFonts w:ascii="Times New Roman" w:hAnsi="Times New Roman"/>
-          <w:color w:val="000000"/>
-          <w:sz w:val="24"/>
-        </w:rPr>
-        <w:t xml:space="preserve"> </w:t>
-      </w:r>
-      <w:r>
-        <w:rPr>
-          <w:rFonts w:ascii="Times New Roman" w:hAnsi="Times New Roman"/>
-          <w:color w:val="000000"/>
-          <w:sz w:val="24"/>
-        </w:rPr>
-        <w:t>Ти</w:t>
-      </w:r>
-      <w:r>
-        <w:rPr>
-          <w:rFonts w:ascii="Times New Roman" w:hAnsi="Times New Roman"/>
-          <w:color w:val="000000"/>
-          <w:sz w:val="24"/>
-        </w:rPr>
-        <w:t xml:space="preserve"> </w:t>
-      </w:r>
-      <w:r>
-        <w:rPr>
-          <w:rFonts w:ascii="Times New Roman" w:hAnsi="Times New Roman"/>
-          <w:color w:val="000000"/>
-          <w:sz w:val="24"/>
-        </w:rPr>
-        <w:t>Бог</w:t>
-      </w:r>
-      <w:r>
-        <w:rPr>
-          <w:rFonts w:ascii="Times New Roman" w:hAnsi="Times New Roman"/>
-          <w:color w:val="000000"/>
-          <w:sz w:val="24"/>
-        </w:rPr>
-        <w:t xml:space="preserve"> </w:t>
-      </w:r>
-      <w:r>
-        <w:rPr>
-          <w:rFonts w:ascii="Times New Roman" w:hAnsi="Times New Roman"/>
-          <w:color w:val="000000"/>
-          <w:sz w:val="24"/>
-        </w:rPr>
-        <w:t>наш</w:t>
-      </w:r>
-      <w:r>
-        <w:rPr>
-          <w:rFonts w:ascii="Times New Roman" w:hAnsi="Times New Roman"/>
-          <w:color w:val="000000"/>
-          <w:sz w:val="24"/>
-        </w:rPr>
-        <w:t xml:space="preserve"> </w:t>
-      </w:r>
-      <w:r>
-        <w:rPr>
-          <w:rFonts w:ascii="Times New Roman" w:hAnsi="Times New Roman"/>
-          <w:color w:val="000000"/>
-          <w:sz w:val="24"/>
-        </w:rPr>
-        <w:t>і</w:t>
-      </w:r>
-      <w:r>
-        <w:rPr>
-          <w:rFonts w:ascii="Times New Roman" w:hAnsi="Times New Roman"/>
-          <w:color w:val="000000"/>
-          <w:sz w:val="24"/>
-        </w:rPr>
-        <w:t xml:space="preserve"> </w:t>
-      </w:r>
-      <w:r>
-        <w:rPr>
-          <w:rFonts w:ascii="Times New Roman" w:hAnsi="Times New Roman"/>
-          <w:color w:val="000000"/>
-          <w:sz w:val="24"/>
-        </w:rPr>
-        <w:t>Тобі</w:t>
-      </w:r>
-      <w:r>
-        <w:rPr>
-          <w:rFonts w:ascii="Times New Roman" w:hAnsi="Times New Roman"/>
-          <w:color w:val="000000"/>
-          <w:sz w:val="24"/>
-        </w:rPr>
-        <w:t xml:space="preserve"> </w:t>
-      </w:r>
-      <w:r>
-        <w:rPr>
-          <w:rFonts w:ascii="Times New Roman" w:hAnsi="Times New Roman"/>
-          <w:color w:val="000000"/>
-          <w:sz w:val="24"/>
-        </w:rPr>
-        <w:t>славу</w:t>
-      </w:r>
-      <w:r>
-        <w:rPr>
-          <w:rFonts w:ascii="Times New Roman" w:hAnsi="Times New Roman"/>
-          <w:color w:val="000000"/>
-          <w:sz w:val="24"/>
-        </w:rPr>
-        <w:t xml:space="preserve"> </w:t>
-      </w:r>
-      <w:r>
-        <w:rPr>
-          <w:rFonts w:ascii="Times New Roman" w:hAnsi="Times New Roman"/>
-          <w:color w:val="000000"/>
-          <w:sz w:val="24"/>
-        </w:rPr>
-        <w:t>возсилаємо:</w:t>
-      </w:r>
-      <w:r>
-        <w:rPr>
-          <w:rFonts w:ascii="Times New Roman" w:hAnsi="Times New Roman"/>
-          <w:color w:val="000000"/>
-          <w:sz w:val="24"/>
-        </w:rPr>
-        <w:t xml:space="preserve"> </w:t>
-      </w:r>
-      <w:r>
-        <w:rPr>
-          <w:rFonts w:ascii="Times New Roman" w:hAnsi="Times New Roman"/>
-          <w:color w:val="000000"/>
-          <w:sz w:val="24"/>
-        </w:rPr>
-        <w:t>Отцю,</w:t>
-      </w:r>
-      <w:r>
-        <w:rPr>
-          <w:rFonts w:ascii="Times New Roman" w:hAnsi="Times New Roman"/>
-          <w:color w:val="000000"/>
-          <w:sz w:val="24"/>
-        </w:rPr>
-        <w:t xml:space="preserve"> </w:t>
-      </w:r>
-      <w:r>
-        <w:rPr>
-          <w:rFonts w:ascii="Times New Roman" w:hAnsi="Times New Roman"/>
-          <w:color w:val="000000"/>
-          <w:sz w:val="24"/>
-        </w:rPr>
-        <w:t>і</w:t>
-      </w:r>
-      <w:r>
-        <w:rPr>
-          <w:rFonts w:ascii="Times New Roman" w:hAnsi="Times New Roman"/>
-          <w:color w:val="000000"/>
-          <w:sz w:val="24"/>
-        </w:rPr>
-        <w:t xml:space="preserve"> </w:t>
-      </w:r>
-      <w:r>
-        <w:rPr>
-          <w:rFonts w:ascii="Times New Roman" w:hAnsi="Times New Roman"/>
-          <w:color w:val="000000"/>
-          <w:sz w:val="24"/>
-        </w:rPr>
-        <w:t>Сину,</w:t>
-      </w:r>
-      <w:r>
-        <w:rPr>
-          <w:rFonts w:ascii="Times New Roman" w:hAnsi="Times New Roman"/>
-          <w:color w:val="000000"/>
-          <w:sz w:val="24"/>
-        </w:rPr>
-        <w:t xml:space="preserve"> </w:t>
-      </w:r>
-      <w:r>
-        <w:rPr>
-          <w:rFonts w:ascii="Times New Roman" w:hAnsi="Times New Roman"/>
-          <w:color w:val="000000"/>
-          <w:sz w:val="24"/>
-        </w:rPr>
-        <w:t>і</w:t>
-      </w:r>
-      <w:r>
-        <w:rPr>
-          <w:rFonts w:ascii="Times New Roman" w:hAnsi="Times New Roman"/>
-          <w:color w:val="000000"/>
-          <w:sz w:val="24"/>
-        </w:rPr>
-        <w:t xml:space="preserve"> </w:t>
-      </w:r>
-      <w:r>
-        <w:rPr>
-          <w:rFonts w:ascii="Times New Roman" w:hAnsi="Times New Roman"/>
-          <w:color w:val="000000"/>
-          <w:sz w:val="24"/>
-        </w:rPr>
-        <w:t>Святому</w:t>
-      </w:r>
-      <w:r>
-        <w:rPr>
-          <w:rFonts w:ascii="Times New Roman" w:hAnsi="Times New Roman"/>
-          <w:color w:val="000000"/>
-          <w:sz w:val="24"/>
-        </w:rPr>
-        <w:t xml:space="preserve"> </w:t>
-      </w:r>
-      <w:r>
-        <w:rPr>
-          <w:rFonts w:ascii="Times New Roman" w:hAnsi="Times New Roman"/>
-          <w:color w:val="000000"/>
-          <w:sz w:val="24"/>
-        </w:rPr>
-        <w:t>Духові</w:t>
-      </w:r>
-      <w:r>
-        <w:rPr>
-          <w:rFonts w:ascii="Times New Roman" w:hAnsi="Times New Roman"/>
-          <w:sz w:val="24"/>
-        </w:rPr>
-        <w:t>,</w:t>
-      </w:r>
-      <w:r>
-        <w:rPr>
-          <w:rFonts w:ascii="Times New Roman" w:hAnsi="Times New Roman"/>
-          <w:sz w:val="24"/>
-        </w:rPr>
-        <w:t xml:space="preserve"> </w:t>
-      </w:r>
-      <w:r>
-        <w:rPr>
-          <w:rFonts w:ascii="Times New Roman" w:hAnsi="Times New Roman"/>
-          <w:sz w:val="24"/>
-        </w:rPr>
-        <w:t>нині,</w:t>
-      </w:r>
-      <w:r>
-        <w:rPr>
-          <w:rFonts w:ascii="Times New Roman" w:hAnsi="Times New Roman"/>
-          <w:sz w:val="24"/>
-        </w:rPr>
-        <w:t xml:space="preserve"> </w:t>
-      </w:r>
-      <w:r>
-        <w:rPr>
-          <w:rFonts w:ascii="Times New Roman" w:hAnsi="Times New Roman"/>
-          <w:sz w:val="24"/>
-        </w:rPr>
-        <w:t>і</w:t>
-      </w:r>
-      <w:r>
-        <w:rPr>
-          <w:rFonts w:ascii="Times New Roman" w:hAnsi="Times New Roman"/>
-          <w:sz w:val="24"/>
-        </w:rPr>
-        <w:t xml:space="preserve"> </w:t>
-      </w:r>
-      <w:r>
-        <w:rPr>
-          <w:rFonts w:ascii="Times New Roman" w:hAnsi="Times New Roman"/>
-          <w:sz w:val="24"/>
-        </w:rPr>
-        <w:t>повсякчас,</w:t>
-      </w:r>
-      <w:r>
-        <w:rPr>
-          <w:rFonts w:ascii="Times New Roman" w:hAnsi="Times New Roman"/>
-          <w:sz w:val="24"/>
-        </w:rPr>
-        <w:t xml:space="preserve"> </w:t>
-      </w:r>
-      <w:r>
-        <w:rPr>
-          <w:rFonts w:ascii="Times New Roman" w:hAnsi="Times New Roman"/>
-          <w:sz w:val="24"/>
-        </w:rPr>
-        <w:t>і</w:t>
-      </w:r>
-      <w:r>
-        <w:rPr>
-          <w:rFonts w:ascii="Times New Roman" w:hAnsi="Times New Roman"/>
-          <w:sz w:val="24"/>
-        </w:rPr>
-        <w:t xml:space="preserve"> </w:t>
-      </w:r>
-      <w:r>
-        <w:rPr>
-          <w:rFonts w:ascii="Times New Roman" w:hAnsi="Times New Roman"/>
-          <w:sz w:val="24"/>
-        </w:rPr>
-        <w:t>на</w:t>
-      </w:r>
-      <w:r>
-        <w:rPr>
-          <w:rFonts w:ascii="Times New Roman" w:hAnsi="Times New Roman"/>
-          <w:sz w:val="24"/>
-        </w:rPr>
-        <w:t xml:space="preserve"> </w:t>
-      </w:r>
-      <w:r>
-        <w:rPr>
-          <w:rFonts w:ascii="Times New Roman" w:hAnsi="Times New Roman"/>
-          <w:sz w:val="24"/>
-        </w:rPr>
-        <w:t>віки</w:t>
-      </w:r>
-      <w:r>
-        <w:rPr>
-          <w:rFonts w:ascii="Times New Roman" w:hAnsi="Times New Roman"/>
-          <w:sz w:val="24"/>
-        </w:rPr>
-        <w:t xml:space="preserve"> </w:t>
-      </w:r>
-      <w:r>
-        <w:rPr>
-          <w:rFonts w:ascii="Times New Roman" w:hAnsi="Times New Roman"/>
-          <w:sz w:val="24"/>
-        </w:rPr>
-        <w:t>віків.</w:t>
+          <w:sz w:val="24"/>
+        </w:rPr>
+        <w:t xml:space="preserve"> Бо Ти Бог наш і Тобі славу возсилаємо: Отцю, і Сину, і Святому Духові, нині, і повсякчас, і на віки віків.</w:t>
       </w:r>
     </w:p>
     <w:p>
@@ -44718,412 +42045,9 @@
       <w:r>
         <w:rPr>
           <w:rFonts w:ascii="Times New Roman" w:hAnsi="Times New Roman"/>
-          <w:i/>
-          <w:color w:val="FF0000"/>
-          <w:sz w:val="24"/>
-        </w:rPr>
-        <w:t xml:space="preserve"> </w:t>
-      </w:r>
-      <w:r>
-        <w:rPr>
-          <w:rFonts w:ascii="Times New Roman" w:hAnsi="Times New Roman"/>
-          <w:color w:val="000000"/>
-          <w:sz w:val="24"/>
-        </w:rPr>
-        <w:t>Бо</w:t>
-      </w:r>
-      <w:r>
-        <w:rPr>
-          <w:rFonts w:ascii="Times New Roman" w:hAnsi="Times New Roman"/>
-          <w:color w:val="000000"/>
-          <w:sz w:val="24"/>
-        </w:rPr>
-        <w:t xml:space="preserve"> </w:t>
-      </w:r>
-      <w:r>
-        <w:rPr>
-          <w:rFonts w:ascii="Times New Roman" w:hAnsi="Times New Roman"/>
-          <w:color w:val="000000"/>
-          <w:sz w:val="24"/>
-        </w:rPr>
-        <w:t>Ти</w:t>
-      </w:r>
-      <w:r>
-        <w:rPr>
-          <w:rFonts w:ascii="Times New Roman" w:hAnsi="Times New Roman"/>
-          <w:color w:val="000000"/>
-          <w:sz w:val="24"/>
-        </w:rPr>
-        <w:t xml:space="preserve"> </w:t>
-      </w:r>
-      <w:r>
-        <w:rPr>
-          <w:rFonts w:ascii="Times New Roman" w:hAnsi="Times New Roman"/>
-          <w:color w:val="000000"/>
-          <w:sz w:val="24"/>
-        </w:rPr>
-        <w:t>цар</w:t>
-      </w:r>
-      <w:r>
-        <w:rPr>
-          <w:rFonts w:ascii="Times New Roman" w:hAnsi="Times New Roman"/>
-          <w:color w:val="000000"/>
-          <w:sz w:val="24"/>
-        </w:rPr>
-        <w:t xml:space="preserve"> </w:t>
-      </w:r>
-      <w:r>
-        <w:rPr>
-          <w:rFonts w:ascii="Times New Roman" w:hAnsi="Times New Roman"/>
-          <w:color w:val="000000"/>
-          <w:sz w:val="24"/>
-        </w:rPr>
-        <w:t>миру</w:t>
-      </w:r>
-      <w:r>
-        <w:rPr>
-          <w:rFonts w:ascii="Times New Roman" w:hAnsi="Times New Roman"/>
-          <w:color w:val="000000"/>
-          <w:sz w:val="24"/>
-        </w:rPr>
-        <w:t xml:space="preserve"> </w:t>
-      </w:r>
-      <w:r>
-        <w:rPr>
-          <w:rFonts w:ascii="Times New Roman" w:hAnsi="Times New Roman"/>
-          <w:color w:val="000000"/>
-          <w:sz w:val="24"/>
-        </w:rPr>
-        <w:t>і</w:t>
-      </w:r>
-      <w:r>
-        <w:rPr>
-          <w:rFonts w:ascii="Times New Roman" w:hAnsi="Times New Roman"/>
-          <w:color w:val="000000"/>
-          <w:sz w:val="24"/>
-        </w:rPr>
-        <w:t xml:space="preserve"> </w:t>
-      </w:r>
-      <w:r>
-        <w:rPr>
-          <w:rFonts w:ascii="Times New Roman" w:hAnsi="Times New Roman"/>
-          <w:color w:val="000000"/>
-          <w:sz w:val="24"/>
-        </w:rPr>
-        <w:t>Спас</w:t>
-      </w:r>
-      <w:r>
-        <w:rPr>
-          <w:rFonts w:ascii="Times New Roman" w:hAnsi="Times New Roman"/>
-          <w:color w:val="000000"/>
-          <w:sz w:val="24"/>
-        </w:rPr>
-        <w:t xml:space="preserve"> </w:t>
-      </w:r>
-      <w:r>
-        <w:rPr>
-          <w:rFonts w:ascii="Times New Roman" w:hAnsi="Times New Roman"/>
-          <w:color w:val="000000"/>
-          <w:sz w:val="24"/>
-        </w:rPr>
-        <w:t>душ</w:t>
-      </w:r>
-      <w:r>
-        <w:rPr>
-          <w:rFonts w:ascii="Times New Roman" w:hAnsi="Times New Roman"/>
-          <w:color w:val="000000"/>
-          <w:sz w:val="24"/>
-        </w:rPr>
-        <w:t xml:space="preserve"> </w:t>
-      </w:r>
-      <w:r>
-        <w:rPr>
-          <w:rFonts w:ascii="Times New Roman" w:hAnsi="Times New Roman"/>
-          <w:color w:val="000000"/>
-          <w:sz w:val="24"/>
-        </w:rPr>
-        <w:t>наших</w:t>
-      </w:r>
-      <w:r>
-        <w:rPr>
-          <w:rFonts w:ascii="Times New Roman" w:hAnsi="Times New Roman"/>
-          <w:color w:val="000000"/>
-          <w:sz w:val="24"/>
-        </w:rPr>
-        <w:t xml:space="preserve"> </w:t>
-      </w:r>
-      <w:r>
-        <w:rPr>
-          <w:rFonts w:ascii="Times New Roman" w:hAnsi="Times New Roman"/>
-          <w:color w:val="000000"/>
-          <w:sz w:val="24"/>
-        </w:rPr>
-        <w:t>–</w:t>
-      </w:r>
-      <w:r>
-        <w:rPr>
-          <w:rFonts w:ascii="Times New Roman" w:hAnsi="Times New Roman"/>
-          <w:color w:val="000000"/>
-          <w:sz w:val="24"/>
-        </w:rPr>
-        <w:t xml:space="preserve"> </w:t>
-      </w:r>
-      <w:r>
-        <w:rPr>
-          <w:rFonts w:ascii="Times New Roman" w:hAnsi="Times New Roman"/>
-          <w:color w:val="000000"/>
-          <w:sz w:val="24"/>
-        </w:rPr>
-        <w:t>і</w:t>
-      </w:r>
-      <w:r>
-        <w:rPr>
-          <w:rFonts w:ascii="Times New Roman" w:hAnsi="Times New Roman"/>
-          <w:color w:val="000000"/>
-          <w:sz w:val="24"/>
-        </w:rPr>
-        <w:t xml:space="preserve"> </w:t>
-      </w:r>
-      <w:r>
-        <w:rPr>
-          <w:rFonts w:ascii="Times New Roman" w:hAnsi="Times New Roman"/>
-          <w:color w:val="000000"/>
-          <w:sz w:val="24"/>
-        </w:rPr>
-        <w:t>Тобі</w:t>
-      </w:r>
-      <w:r>
-        <w:rPr>
-          <w:rFonts w:ascii="Times New Roman" w:hAnsi="Times New Roman"/>
-          <w:color w:val="000000"/>
-          <w:sz w:val="24"/>
-        </w:rPr>
-        <w:t xml:space="preserve"> </w:t>
-      </w:r>
-      <w:r>
-        <w:rPr>
-          <w:rFonts w:ascii="Times New Roman" w:hAnsi="Times New Roman"/>
-          <w:color w:val="000000"/>
-          <w:sz w:val="24"/>
-        </w:rPr>
-        <w:t>славу</w:t>
-      </w:r>
-      <w:r>
-        <w:rPr>
-          <w:rFonts w:ascii="Times New Roman" w:hAnsi="Times New Roman"/>
-          <w:color w:val="000000"/>
-          <w:sz w:val="24"/>
-        </w:rPr>
-        <w:t xml:space="preserve"> </w:t>
-      </w:r>
-      <w:r>
-        <w:rPr>
-          <w:rFonts w:ascii="Times New Roman" w:hAnsi="Times New Roman"/>
-          <w:color w:val="000000"/>
-          <w:sz w:val="24"/>
-        </w:rPr>
-        <w:t>возсилаємо,</w:t>
-      </w:r>
-      <w:r>
-        <w:rPr>
-          <w:rFonts w:ascii="Times New Roman" w:hAnsi="Times New Roman"/>
-          <w:color w:val="000000"/>
-          <w:sz w:val="24"/>
-        </w:rPr>
-        <w:t xml:space="preserve"> </w:t>
-      </w:r>
-      <w:r>
-        <w:rPr>
-          <w:rFonts w:ascii="Times New Roman" w:hAnsi="Times New Roman"/>
-          <w:color w:val="000000"/>
-          <w:sz w:val="24"/>
-        </w:rPr>
-        <w:t>Отцю,</w:t>
-      </w:r>
-      <w:r>
-        <w:rPr>
-          <w:rFonts w:ascii="Times New Roman" w:hAnsi="Times New Roman"/>
-          <w:color w:val="000000"/>
-          <w:sz w:val="24"/>
-        </w:rPr>
-        <w:t xml:space="preserve"> </w:t>
-      </w:r>
-      <w:r>
-        <w:rPr>
-          <w:rFonts w:ascii="Times New Roman" w:hAnsi="Times New Roman"/>
-          <w:color w:val="000000"/>
-          <w:sz w:val="24"/>
-        </w:rPr>
-        <w:t>і</w:t>
-      </w:r>
-      <w:r>
-        <w:rPr>
-          <w:rFonts w:ascii="Times New Roman" w:hAnsi="Times New Roman"/>
-          <w:color w:val="000000"/>
-          <w:sz w:val="24"/>
-        </w:rPr>
-        <w:t xml:space="preserve"> </w:t>
-      </w:r>
-      <w:r>
-        <w:rPr>
-          <w:rFonts w:ascii="Times New Roman" w:hAnsi="Times New Roman"/>
-          <w:color w:val="000000"/>
-          <w:sz w:val="24"/>
-        </w:rPr>
-        <w:t>Сину,</w:t>
-      </w:r>
-      <w:r>
-        <w:rPr>
-          <w:rFonts w:ascii="Times New Roman" w:hAnsi="Times New Roman"/>
-          <w:color w:val="000000"/>
-          <w:sz w:val="24"/>
-        </w:rPr>
-        <w:t xml:space="preserve"> </w:t>
-      </w:r>
-      <w:r>
-        <w:rPr>
-          <w:rFonts w:ascii="Times New Roman" w:hAnsi="Times New Roman"/>
-          <w:color w:val="000000"/>
-          <w:sz w:val="24"/>
-        </w:rPr>
-        <w:t>і</w:t>
-      </w:r>
-      <w:r>
-        <w:rPr>
-          <w:rFonts w:ascii="Times New Roman" w:hAnsi="Times New Roman"/>
-          <w:color w:val="000000"/>
-          <w:sz w:val="24"/>
-        </w:rPr>
-        <w:t xml:space="preserve"> </w:t>
-      </w:r>
-      <w:r>
-        <w:rPr>
-          <w:rFonts w:ascii="Times New Roman" w:hAnsi="Times New Roman"/>
-          <w:color w:val="000000"/>
-          <w:sz w:val="24"/>
-        </w:rPr>
-        <w:t>Святому</w:t>
-      </w:r>
-      <w:r>
-        <w:rPr>
-          <w:rFonts w:ascii="Times New Roman" w:hAnsi="Times New Roman"/>
-          <w:color w:val="000000"/>
-          <w:sz w:val="24"/>
-        </w:rPr>
-        <w:t xml:space="preserve"> </w:t>
-      </w:r>
-      <w:r>
-        <w:rPr>
-          <w:rFonts w:ascii="Times New Roman" w:hAnsi="Times New Roman"/>
-          <w:color w:val="000000"/>
-          <w:sz w:val="24"/>
-        </w:rPr>
-        <w:t>Духові</w:t>
-      </w:r>
-      <w:r>
-        <w:rPr>
-          <w:rFonts w:ascii="Times New Roman" w:hAnsi="Times New Roman"/>
-          <w:sz w:val="24"/>
-        </w:rPr>
-        <w:t>,</w:t>
-      </w:r>
-      <w:r>
-        <w:rPr>
-          <w:rFonts w:ascii="Times New Roman" w:hAnsi="Times New Roman"/>
-          <w:sz w:val="24"/>
-        </w:rPr>
-        <w:t xml:space="preserve"> </w:t>
-      </w:r>
-      <w:r>
-        <w:rPr>
-          <w:rFonts w:ascii="Times New Roman" w:hAnsi="Times New Roman"/>
-          <w:sz w:val="24"/>
-        </w:rPr>
-        <w:t>нині,</w:t>
-      </w:r>
-      <w:r>
-        <w:rPr>
-          <w:rFonts w:ascii="Times New Roman" w:hAnsi="Times New Roman"/>
-          <w:sz w:val="24"/>
-        </w:rPr>
-        <w:t xml:space="preserve"> </w:t>
-      </w:r>
-      <w:r>
-        <w:rPr>
-          <w:rFonts w:ascii="Times New Roman" w:hAnsi="Times New Roman"/>
-          <w:sz w:val="24"/>
-        </w:rPr>
-        <w:t>і</w:t>
-      </w:r>
-      <w:r>
-        <w:rPr>
-          <w:rFonts w:ascii="Times New Roman" w:hAnsi="Times New Roman"/>
-          <w:sz w:val="24"/>
-        </w:rPr>
-        <w:t xml:space="preserve"> </w:t>
-      </w:r>
-      <w:r>
-        <w:rPr>
-          <w:rFonts w:ascii="Times New Roman" w:hAnsi="Times New Roman"/>
-          <w:sz w:val="24"/>
-        </w:rPr>
-        <w:t>повсякчас,</w:t>
-      </w:r>
-      <w:r>
-        <w:rPr>
-          <w:rFonts w:ascii="Times New Roman" w:hAnsi="Times New Roman"/>
-          <w:sz w:val="24"/>
-        </w:rPr>
-        <w:t xml:space="preserve"> </w:t>
-      </w:r>
-      <w:r>
-        <w:rPr>
-          <w:rFonts w:ascii="Times New Roman" w:hAnsi="Times New Roman"/>
-          <w:sz w:val="24"/>
-        </w:rPr>
-        <w:t>і</w:t>
-      </w:r>
-      <w:r>
-        <w:rPr>
-          <w:rFonts w:ascii="Times New Roman" w:hAnsi="Times New Roman"/>
-          <w:sz w:val="24"/>
-        </w:rPr>
-        <w:t xml:space="preserve"> </w:t>
-      </w:r>
-      <w:r>
-        <w:rPr>
-          <w:rFonts w:ascii="Times New Roman" w:hAnsi="Times New Roman"/>
-          <w:sz w:val="24"/>
-        </w:rPr>
-        <w:t>на</w:t>
-      </w:r>
-      <w:r>
-        <w:rPr>
-          <w:rFonts w:ascii="Times New Roman" w:hAnsi="Times New Roman"/>
-          <w:sz w:val="24"/>
-        </w:rPr>
-        <w:t xml:space="preserve"> </w:t>
-      </w:r>
-      <w:r>
-        <w:rPr>
-          <w:rFonts w:ascii="Times New Roman" w:hAnsi="Times New Roman"/>
-          <w:sz w:val="24"/>
-        </w:rPr>
-        <w:t>віки</w:t>
-      </w:r>
-      <w:r>
-        <w:rPr>
-          <w:rFonts w:ascii="Times New Roman" w:hAnsi="Times New Roman"/>
-          <w:sz w:val="24"/>
-        </w:rPr>
-        <w:t xml:space="preserve"> </w:t>
-      </w:r>
-      <w:r>
-        <w:rPr>
-          <w:rFonts w:ascii="Times New Roman" w:hAnsi="Times New Roman"/>
-          <w:sz w:val="24"/>
-        </w:rPr>
-        <w:t>віків.</w:t>
+          <w:sz w:val="24"/>
+        </w:rPr>
+        <w:t xml:space="preserve"> Бо Ти цар миру і Спас душ наших – і Тобі славу возсилаємо, Отцю, і Сину, і Святому Духові, нині, і повсякчас, і на віки віків.</w:t>
       </w:r>
     </w:p>
     <w:p>
@@ -50839,7 +47763,7 @@
         <w:rPr>
           <w:rFonts w:ascii="Times New Roman" w:hAnsi="Times New Roman"/>
           <w:i/>
-          <w:color w:val="FF4400"/>
+          <w:color w:val="FF0000"/>
           <w:sz w:val="24"/>
         </w:rPr>
         <w:t>Священник:</w:t>
@@ -50847,435 +47771,9 @@
       <w:r>
         <w:rPr>
           <w:rFonts w:ascii="Times New Roman" w:hAnsi="Times New Roman"/>
-          <w:i/>
-          <w:color w:val="FF4400"/>
-          <w:sz w:val="24"/>
-        </w:rPr>
-        <w:t xml:space="preserve"> </w:t>
-      </w:r>
-      <w:r>
-        <w:rPr>
-          <w:rFonts w:ascii="Times New Roman" w:hAnsi="Times New Roman"/>
-          <w:color w:val="000000"/>
-          <w:sz w:val="24"/>
-        </w:rPr>
-        <w:t>Бо</w:t>
-      </w:r>
-      <w:r>
-        <w:rPr>
-          <w:rFonts w:ascii="Times New Roman" w:hAnsi="Times New Roman"/>
-          <w:color w:val="000000"/>
-          <w:sz w:val="24"/>
-        </w:rPr>
-        <w:t xml:space="preserve"> </w:t>
-      </w:r>
-      <w:r>
-        <w:rPr>
-          <w:rFonts w:ascii="Times New Roman" w:hAnsi="Times New Roman"/>
-          <w:color w:val="000000"/>
-          <w:sz w:val="24"/>
-        </w:rPr>
-        <w:t>до</w:t>
-      </w:r>
-      <w:r>
-        <w:rPr>
-          <w:rFonts w:ascii="Times New Roman" w:hAnsi="Times New Roman"/>
-          <w:color w:val="000000"/>
-          <w:sz w:val="24"/>
-        </w:rPr>
-        <w:t xml:space="preserve"> </w:t>
-      </w:r>
-      <w:r>
-        <w:rPr>
-          <w:rFonts w:ascii="Times New Roman" w:hAnsi="Times New Roman"/>
-          <w:color w:val="000000"/>
-          <w:sz w:val="24"/>
-        </w:rPr>
-        <w:t>Тебе</w:t>
-      </w:r>
-      <w:r>
-        <w:rPr>
-          <w:rFonts w:ascii="Times New Roman" w:hAnsi="Times New Roman"/>
-          <w:color w:val="000000"/>
-          <w:sz w:val="24"/>
-        </w:rPr>
-        <w:t xml:space="preserve"> </w:t>
-      </w:r>
-      <w:r>
-        <w:rPr>
-          <w:rFonts w:ascii="Times New Roman" w:hAnsi="Times New Roman"/>
-          <w:color w:val="000000"/>
-          <w:sz w:val="24"/>
-        </w:rPr>
-        <w:t>належить</w:t>
-      </w:r>
-      <w:r>
-        <w:rPr>
-          <w:rFonts w:ascii="Times New Roman" w:hAnsi="Times New Roman"/>
-          <w:color w:val="000000"/>
-          <w:sz w:val="24"/>
-        </w:rPr>
-        <w:t xml:space="preserve"> </w:t>
-      </w:r>
-      <w:r>
-        <w:rPr>
-          <w:rFonts w:ascii="Times New Roman" w:hAnsi="Times New Roman"/>
-          <w:color w:val="000000"/>
-          <w:sz w:val="24"/>
-        </w:rPr>
-        <w:t>милувати</w:t>
-      </w:r>
-      <w:r>
-        <w:rPr>
-          <w:rFonts w:ascii="Times New Roman" w:hAnsi="Times New Roman"/>
-          <w:color w:val="000000"/>
-          <w:sz w:val="24"/>
-        </w:rPr>
-        <w:t xml:space="preserve"> </w:t>
-      </w:r>
-      <w:r>
-        <w:rPr>
-          <w:rFonts w:ascii="Times New Roman" w:hAnsi="Times New Roman"/>
-          <w:color w:val="000000"/>
-          <w:sz w:val="24"/>
-        </w:rPr>
-        <w:t>і</w:t>
-      </w:r>
-      <w:r>
-        <w:rPr>
-          <w:rFonts w:ascii="Times New Roman" w:hAnsi="Times New Roman"/>
-          <w:color w:val="000000"/>
-          <w:sz w:val="24"/>
-        </w:rPr>
-        <w:t xml:space="preserve"> </w:t>
-      </w:r>
-      <w:r>
-        <w:rPr>
-          <w:rFonts w:ascii="Times New Roman" w:hAnsi="Times New Roman"/>
-          <w:color w:val="000000"/>
-          <w:sz w:val="24"/>
-        </w:rPr>
-        <w:t>спасати</w:t>
-      </w:r>
-      <w:r>
-        <w:rPr>
-          <w:rFonts w:ascii="Times New Roman" w:hAnsi="Times New Roman"/>
-          <w:color w:val="000000"/>
-          <w:sz w:val="24"/>
-        </w:rPr>
-        <w:t xml:space="preserve"> </w:t>
-      </w:r>
-      <w:r>
-        <w:rPr>
-          <w:rFonts w:ascii="Times New Roman" w:hAnsi="Times New Roman"/>
-          <w:color w:val="000000"/>
-          <w:sz w:val="24"/>
-        </w:rPr>
-        <w:t>нас,</w:t>
-      </w:r>
-      <w:r>
-        <w:rPr>
-          <w:rFonts w:ascii="Times New Roman" w:hAnsi="Times New Roman"/>
-          <w:color w:val="000000"/>
-          <w:sz w:val="24"/>
-        </w:rPr>
-        <w:t xml:space="preserve"> </w:t>
-      </w:r>
-      <w:r>
-        <w:rPr>
-          <w:rFonts w:ascii="Times New Roman" w:hAnsi="Times New Roman"/>
-          <w:color w:val="000000"/>
-          <w:sz w:val="24"/>
-        </w:rPr>
-        <w:t>Боже</w:t>
-      </w:r>
-      <w:r>
-        <w:rPr>
-          <w:rFonts w:ascii="Times New Roman" w:hAnsi="Times New Roman"/>
-          <w:color w:val="000000"/>
-          <w:sz w:val="24"/>
-        </w:rPr>
-        <w:t xml:space="preserve"> </w:t>
-      </w:r>
-      <w:r>
-        <w:rPr>
-          <w:rFonts w:ascii="Times New Roman" w:hAnsi="Times New Roman"/>
-          <w:color w:val="000000"/>
-          <w:sz w:val="24"/>
-        </w:rPr>
-        <w:t>наш,</w:t>
-      </w:r>
-      <w:r>
-        <w:rPr>
-          <w:rFonts w:ascii="Times New Roman" w:hAnsi="Times New Roman"/>
-          <w:color w:val="000000"/>
-          <w:sz w:val="24"/>
-        </w:rPr>
-        <w:t xml:space="preserve"> </w:t>
-      </w:r>
-      <w:r>
-        <w:rPr>
-          <w:rFonts w:ascii="Times New Roman" w:hAnsi="Times New Roman"/>
-          <w:color w:val="000000"/>
-          <w:sz w:val="24"/>
-        </w:rPr>
-        <w:t>і</w:t>
-      </w:r>
-      <w:r>
-        <w:rPr>
-          <w:rFonts w:ascii="Times New Roman" w:hAnsi="Times New Roman"/>
-          <w:color w:val="000000"/>
-          <w:sz w:val="24"/>
-        </w:rPr>
-        <w:t xml:space="preserve"> </w:t>
-      </w:r>
-      <w:r>
-        <w:rPr>
-          <w:rFonts w:ascii="Times New Roman" w:hAnsi="Times New Roman"/>
-          <w:color w:val="000000"/>
-          <w:sz w:val="24"/>
-        </w:rPr>
-        <w:t>Тобі</w:t>
-      </w:r>
-      <w:r>
-        <w:rPr>
-          <w:rFonts w:ascii="Times New Roman" w:hAnsi="Times New Roman"/>
-          <w:color w:val="000000"/>
-          <w:sz w:val="24"/>
-        </w:rPr>
-        <w:t xml:space="preserve"> </w:t>
-      </w:r>
-      <w:r>
-        <w:rPr>
-          <w:rFonts w:ascii="Times New Roman" w:hAnsi="Times New Roman"/>
-          <w:color w:val="000000"/>
-          <w:sz w:val="24"/>
-        </w:rPr>
-        <w:t>славу</w:t>
-      </w:r>
-      <w:r>
-        <w:rPr>
-          <w:rFonts w:ascii="Times New Roman" w:hAnsi="Times New Roman"/>
-          <w:color w:val="000000"/>
-          <w:sz w:val="24"/>
-        </w:rPr>
-        <w:t xml:space="preserve"> </w:t>
-      </w:r>
-      <w:r>
-        <w:rPr>
-          <w:rFonts w:ascii="Times New Roman" w:hAnsi="Times New Roman"/>
-          <w:color w:val="000000"/>
-          <w:sz w:val="24"/>
-        </w:rPr>
-        <w:t>віддаємо,</w:t>
-      </w:r>
-      <w:r>
-        <w:rPr>
-          <w:rFonts w:ascii="Times New Roman" w:hAnsi="Times New Roman"/>
-          <w:color w:val="000000"/>
-          <w:sz w:val="24"/>
-        </w:rPr>
-        <w:t xml:space="preserve"> </w:t>
-      </w:r>
-      <w:r>
-        <w:rPr>
-          <w:rFonts w:ascii="Times New Roman" w:hAnsi="Times New Roman"/>
-          <w:color w:val="000000"/>
-          <w:sz w:val="24"/>
-        </w:rPr>
-        <w:t>Отцю,</w:t>
-      </w:r>
-      <w:r>
-        <w:rPr>
-          <w:rFonts w:ascii="Times New Roman" w:hAnsi="Times New Roman"/>
-          <w:color w:val="000000"/>
-          <w:sz w:val="24"/>
-        </w:rPr>
-        <w:t xml:space="preserve"> </w:t>
-      </w:r>
-      <w:r>
-        <w:rPr>
-          <w:rFonts w:ascii="Times New Roman" w:hAnsi="Times New Roman"/>
-          <w:color w:val="000000"/>
-          <w:sz w:val="24"/>
-        </w:rPr>
-        <w:t>і</w:t>
-      </w:r>
-      <w:r>
-        <w:rPr>
-          <w:rFonts w:ascii="Times New Roman" w:hAnsi="Times New Roman"/>
-          <w:color w:val="000000"/>
-          <w:sz w:val="24"/>
-        </w:rPr>
-        <w:t xml:space="preserve"> </w:t>
-      </w:r>
-      <w:r>
-        <w:rPr>
-          <w:rFonts w:ascii="Times New Roman" w:hAnsi="Times New Roman"/>
-          <w:color w:val="000000"/>
-          <w:sz w:val="24"/>
-        </w:rPr>
-        <w:t>Сину,</w:t>
-      </w:r>
-      <w:r>
-        <w:rPr>
-          <w:rFonts w:ascii="Times New Roman" w:hAnsi="Times New Roman"/>
-          <w:color w:val="000000"/>
-          <w:sz w:val="24"/>
-        </w:rPr>
-        <w:t xml:space="preserve"> </w:t>
-      </w:r>
-      <w:r>
-        <w:rPr>
-          <w:rFonts w:ascii="Times New Roman" w:hAnsi="Times New Roman"/>
-          <w:color w:val="000000"/>
-          <w:sz w:val="24"/>
-        </w:rPr>
-        <w:t>і</w:t>
-      </w:r>
-      <w:r>
-        <w:rPr>
-          <w:rFonts w:ascii="Times New Roman" w:hAnsi="Times New Roman"/>
-          <w:color w:val="000000"/>
-          <w:sz w:val="24"/>
-        </w:rPr>
-        <w:t xml:space="preserve"> </w:t>
-      </w:r>
-      <w:r>
-        <w:rPr>
-          <w:rFonts w:ascii="Times New Roman" w:hAnsi="Times New Roman"/>
-          <w:color w:val="000000"/>
-          <w:sz w:val="24"/>
-        </w:rPr>
-        <w:t>Святому</w:t>
-      </w:r>
-      <w:r>
-        <w:rPr>
-          <w:rFonts w:ascii="Times New Roman" w:hAnsi="Times New Roman"/>
-          <w:color w:val="000000"/>
-          <w:sz w:val="24"/>
-        </w:rPr>
-        <w:t xml:space="preserve"> </w:t>
-      </w:r>
-      <w:r>
-        <w:rPr>
-          <w:rFonts w:ascii="Times New Roman" w:hAnsi="Times New Roman"/>
-          <w:color w:val="000000"/>
-          <w:sz w:val="24"/>
-        </w:rPr>
-        <w:t>Духові,</w:t>
-      </w:r>
-      <w:r>
-        <w:rPr>
-          <w:rFonts w:ascii="Times New Roman" w:hAnsi="Times New Roman"/>
-          <w:color w:val="000000"/>
-          <w:sz w:val="24"/>
-        </w:rPr>
-        <w:t xml:space="preserve"> </w:t>
-      </w:r>
-      <w:r>
-        <w:rPr>
-          <w:rFonts w:ascii="Times New Roman" w:hAnsi="Times New Roman"/>
-          <w:color w:val="000000"/>
-          <w:sz w:val="24"/>
-        </w:rPr>
-        <w:t>нині,</w:t>
-      </w:r>
-      <w:r>
-        <w:rPr>
-          <w:rFonts w:ascii="Times New Roman" w:hAnsi="Times New Roman"/>
-          <w:color w:val="000000"/>
-          <w:sz w:val="24"/>
-        </w:rPr>
-        <w:t xml:space="preserve"> </w:t>
-      </w:r>
-      <w:r>
-        <w:rPr>
-          <w:rFonts w:ascii="Times New Roman" w:hAnsi="Times New Roman"/>
-          <w:color w:val="000000"/>
-          <w:sz w:val="24"/>
-        </w:rPr>
-        <w:t>і</w:t>
-      </w:r>
-      <w:r>
-        <w:rPr>
-          <w:rFonts w:ascii="Times New Roman" w:hAnsi="Times New Roman"/>
-          <w:color w:val="000000"/>
-          <w:sz w:val="24"/>
-        </w:rPr>
-        <w:t xml:space="preserve"> </w:t>
-      </w:r>
-      <w:r>
-        <w:rPr>
-          <w:rFonts w:ascii="Times New Roman" w:hAnsi="Times New Roman"/>
-          <w:color w:val="000000"/>
-          <w:sz w:val="24"/>
-        </w:rPr>
-        <w:t>повсякчас,</w:t>
-      </w:r>
-      <w:r>
-        <w:rPr>
-          <w:rFonts w:ascii="Times New Roman" w:hAnsi="Times New Roman"/>
-          <w:color w:val="000000"/>
-          <w:sz w:val="24"/>
-        </w:rPr>
-        <w:t xml:space="preserve"> </w:t>
-      </w:r>
-      <w:r>
-        <w:rPr>
-          <w:rFonts w:ascii="Times New Roman" w:hAnsi="Times New Roman"/>
-          <w:color w:val="000000"/>
-          <w:sz w:val="24"/>
-        </w:rPr>
-        <w:t>і</w:t>
-      </w:r>
-      <w:r>
-        <w:rPr>
-          <w:rFonts w:ascii="Times New Roman" w:hAnsi="Times New Roman"/>
-          <w:color w:val="000000"/>
-          <w:sz w:val="24"/>
-        </w:rPr>
-        <w:t xml:space="preserve"> </w:t>
-      </w:r>
-      <w:r>
-        <w:rPr>
-          <w:rFonts w:ascii="Times New Roman" w:hAnsi="Times New Roman"/>
-          <w:color w:val="000000"/>
-          <w:sz w:val="24"/>
-        </w:rPr>
-        <w:t>на</w:t>
-      </w:r>
-      <w:r>
-        <w:rPr>
-          <w:rFonts w:ascii="Times New Roman" w:hAnsi="Times New Roman"/>
-          <w:color w:val="000000"/>
-          <w:sz w:val="24"/>
-        </w:rPr>
-        <w:t xml:space="preserve"> </w:t>
-      </w:r>
-      <w:r>
-        <w:rPr>
-          <w:rFonts w:ascii="Times New Roman" w:hAnsi="Times New Roman"/>
-          <w:color w:val="000000"/>
-          <w:sz w:val="24"/>
-        </w:rPr>
-        <w:t>віки</w:t>
-      </w:r>
-      <w:r>
-        <w:rPr>
-          <w:rFonts w:ascii="Times New Roman" w:hAnsi="Times New Roman"/>
-          <w:color w:val="000000"/>
-          <w:sz w:val="24"/>
-        </w:rPr>
-        <w:t xml:space="preserve"> </w:t>
-      </w:r>
-      <w:r>
-        <w:rPr>
-          <w:rFonts w:ascii="Times New Roman" w:hAnsi="Times New Roman"/>
-          <w:color w:val="000000"/>
-          <w:sz w:val="24"/>
-        </w:rPr>
-        <w:t>віків.</w:t>
+          <w:sz w:val="24"/>
+        </w:rPr>
+        <w:t xml:space="preserve"> Бо до Тебе належить милувати і спасати нас, Боже наш, і Тобі славу віддаємо, Отцю, і Сину, і Святому Духові, нині, і повсякчас, і на віки віків.</w:t>
       </w:r>
     </w:p>
     <w:p>
@@ -53326,294 +49824,7 @@
           <w:rFonts w:ascii="Times New Roman" w:hAnsi="Times New Roman"/>
           <w:sz w:val="24"/>
         </w:rPr>
-        <w:t xml:space="preserve"> </w:t>
-      </w:r>
-      <w:r>
-        <w:rPr>
-          <w:rFonts w:ascii="Times New Roman" w:hAnsi="Times New Roman"/>
-          <w:sz w:val="24"/>
-        </w:rPr>
-        <w:t>Бо</w:t>
-      </w:r>
-      <w:r>
-        <w:rPr>
-          <w:rFonts w:ascii="Times New Roman" w:hAnsi="Times New Roman"/>
-          <w:sz w:val="24"/>
-        </w:rPr>
-        <w:t xml:space="preserve"> </w:t>
-      </w:r>
-      <w:r>
-        <w:rPr>
-          <w:rFonts w:ascii="Times New Roman" w:hAnsi="Times New Roman"/>
-          <w:sz w:val="24"/>
-        </w:rPr>
-        <w:t>Твоє</w:t>
-      </w:r>
-      <w:r>
-        <w:rPr>
-          <w:rFonts w:ascii="Times New Roman" w:hAnsi="Times New Roman"/>
-          <w:sz w:val="24"/>
-        </w:rPr>
-        <w:t xml:space="preserve"> </w:t>
-      </w:r>
-      <w:r>
-        <w:rPr>
-          <w:rFonts w:ascii="Times New Roman" w:hAnsi="Times New Roman"/>
-          <w:sz w:val="24"/>
-        </w:rPr>
-        <w:t>є</w:t>
-      </w:r>
-      <w:r>
-        <w:rPr>
-          <w:rFonts w:ascii="Times New Roman" w:hAnsi="Times New Roman"/>
-          <w:sz w:val="24"/>
-        </w:rPr>
-        <w:t xml:space="preserve"> </w:t>
-      </w:r>
-      <w:r>
-        <w:rPr>
-          <w:rFonts w:ascii="Times New Roman" w:hAnsi="Times New Roman"/>
-          <w:sz w:val="24"/>
-        </w:rPr>
-        <w:t>царство,</w:t>
-      </w:r>
-      <w:r>
-        <w:rPr>
-          <w:rFonts w:ascii="Times New Roman" w:hAnsi="Times New Roman"/>
-          <w:sz w:val="24"/>
-        </w:rPr>
-        <w:t xml:space="preserve"> </w:t>
-      </w:r>
-      <w:r>
-        <w:rPr>
-          <w:rFonts w:ascii="Times New Roman" w:hAnsi="Times New Roman"/>
-          <w:sz w:val="24"/>
-        </w:rPr>
-        <w:t>і</w:t>
-      </w:r>
-      <w:r>
-        <w:rPr>
-          <w:rFonts w:ascii="Times New Roman" w:hAnsi="Times New Roman"/>
-          <w:sz w:val="24"/>
-        </w:rPr>
-        <w:t xml:space="preserve"> </w:t>
-      </w:r>
-      <w:r>
-        <w:rPr>
-          <w:rFonts w:ascii="Times New Roman" w:hAnsi="Times New Roman"/>
-          <w:sz w:val="24"/>
-        </w:rPr>
-        <w:t>сила,</w:t>
-      </w:r>
-      <w:r>
-        <w:rPr>
-          <w:rFonts w:ascii="Times New Roman" w:hAnsi="Times New Roman"/>
-          <w:sz w:val="24"/>
-        </w:rPr>
-        <w:t xml:space="preserve"> </w:t>
-      </w:r>
-      <w:r>
-        <w:rPr>
-          <w:rFonts w:ascii="Times New Roman" w:hAnsi="Times New Roman"/>
-          <w:sz w:val="24"/>
-        </w:rPr>
-        <w:t>і</w:t>
-      </w:r>
-      <w:r>
-        <w:rPr>
-          <w:rFonts w:ascii="Times New Roman" w:hAnsi="Times New Roman"/>
-          <w:sz w:val="24"/>
-        </w:rPr>
-        <w:t xml:space="preserve"> </w:t>
-      </w:r>
-      <w:r>
-        <w:rPr>
-          <w:rFonts w:ascii="Times New Roman" w:hAnsi="Times New Roman"/>
-          <w:sz w:val="24"/>
-        </w:rPr>
-        <w:t>слава,</w:t>
-      </w:r>
-      <w:r>
-        <w:rPr>
-          <w:rFonts w:ascii="Times New Roman" w:hAnsi="Times New Roman"/>
-          <w:sz w:val="24"/>
-        </w:rPr>
-        <w:t xml:space="preserve"> </w:t>
-      </w:r>
-      <w:r>
-        <w:rPr>
-          <w:rFonts w:ascii="Times New Roman" w:hAnsi="Times New Roman"/>
-          <w:sz w:val="24"/>
-        </w:rPr>
-        <w:t>Отця,</w:t>
-      </w:r>
-      <w:r>
-        <w:rPr>
-          <w:rFonts w:ascii="Times New Roman" w:hAnsi="Times New Roman"/>
-          <w:sz w:val="24"/>
-        </w:rPr>
-        <w:t xml:space="preserve"> </w:t>
-      </w:r>
-      <w:r>
-        <w:rPr>
-          <w:rFonts w:ascii="Times New Roman" w:hAnsi="Times New Roman"/>
-          <w:sz w:val="24"/>
-        </w:rPr>
-        <w:t>і</w:t>
-      </w:r>
-      <w:r>
-        <w:rPr>
-          <w:rFonts w:ascii="Times New Roman" w:hAnsi="Times New Roman"/>
-          <w:sz w:val="24"/>
-        </w:rPr>
-        <w:t xml:space="preserve"> </w:t>
-      </w:r>
-      <w:r>
-        <w:rPr>
-          <w:rFonts w:ascii="Times New Roman" w:hAnsi="Times New Roman"/>
-          <w:sz w:val="24"/>
-        </w:rPr>
-        <w:t>Сина,</w:t>
-      </w:r>
-      <w:r>
-        <w:rPr>
-          <w:rFonts w:ascii="Times New Roman" w:hAnsi="Times New Roman"/>
-          <w:sz w:val="24"/>
-        </w:rPr>
-        <w:t xml:space="preserve"> </w:t>
-      </w:r>
-      <w:r>
-        <w:rPr>
-          <w:rFonts w:ascii="Times New Roman" w:hAnsi="Times New Roman"/>
-          <w:sz w:val="24"/>
-        </w:rPr>
-        <w:t>і</w:t>
-      </w:r>
-      <w:r>
-        <w:rPr>
-          <w:rFonts w:ascii="Times New Roman" w:hAnsi="Times New Roman"/>
-          <w:sz w:val="24"/>
-        </w:rPr>
-        <w:t xml:space="preserve"> </w:t>
-      </w:r>
-      <w:r>
-        <w:rPr>
-          <w:rFonts w:ascii="Times New Roman" w:hAnsi="Times New Roman"/>
-          <w:sz w:val="24"/>
-        </w:rPr>
-        <w:t>Святого</w:t>
-      </w:r>
-      <w:r>
-        <w:rPr>
-          <w:rFonts w:ascii="Times New Roman" w:hAnsi="Times New Roman"/>
-          <w:sz w:val="24"/>
-        </w:rPr>
-        <w:t xml:space="preserve"> </w:t>
-      </w:r>
-      <w:r>
-        <w:rPr>
-          <w:rFonts w:ascii="Times New Roman" w:hAnsi="Times New Roman"/>
-          <w:sz w:val="24"/>
-        </w:rPr>
-        <w:t>Духа,</w:t>
-      </w:r>
-      <w:r>
-        <w:rPr>
-          <w:rFonts w:ascii="Times New Roman" w:hAnsi="Times New Roman"/>
-          <w:sz w:val="24"/>
-        </w:rPr>
-        <w:t xml:space="preserve"> </w:t>
-      </w:r>
-      <w:r>
-        <w:rPr>
-          <w:rFonts w:ascii="Times New Roman" w:hAnsi="Times New Roman"/>
-          <w:sz w:val="24"/>
-        </w:rPr>
-        <w:t>нині,</w:t>
-      </w:r>
-      <w:r>
-        <w:rPr>
-          <w:rFonts w:ascii="Times New Roman" w:hAnsi="Times New Roman"/>
-          <w:sz w:val="24"/>
-        </w:rPr>
-        <w:t xml:space="preserve"> </w:t>
-      </w:r>
-      <w:r>
-        <w:rPr>
-          <w:rFonts w:ascii="Times New Roman" w:hAnsi="Times New Roman"/>
-          <w:sz w:val="24"/>
-        </w:rPr>
-        <w:t>і</w:t>
-      </w:r>
-      <w:r>
-        <w:rPr>
-          <w:rFonts w:ascii="Times New Roman" w:hAnsi="Times New Roman"/>
-          <w:sz w:val="24"/>
-        </w:rPr>
-        <w:t xml:space="preserve"> </w:t>
-      </w:r>
-      <w:r>
-        <w:rPr>
-          <w:rFonts w:ascii="Times New Roman" w:hAnsi="Times New Roman"/>
-          <w:sz w:val="24"/>
-        </w:rPr>
-        <w:t>повсякчас,</w:t>
-      </w:r>
-      <w:r>
-        <w:rPr>
-          <w:rFonts w:ascii="Times New Roman" w:hAnsi="Times New Roman"/>
-          <w:sz w:val="24"/>
-        </w:rPr>
-        <w:t xml:space="preserve"> </w:t>
-      </w:r>
-      <w:r>
-        <w:rPr>
-          <w:rFonts w:ascii="Times New Roman" w:hAnsi="Times New Roman"/>
-          <w:sz w:val="24"/>
-        </w:rPr>
-        <w:t>і</w:t>
-      </w:r>
-      <w:r>
-        <w:rPr>
-          <w:rFonts w:ascii="Times New Roman" w:hAnsi="Times New Roman"/>
-          <w:sz w:val="24"/>
-        </w:rPr>
-        <w:t xml:space="preserve"> </w:t>
-      </w:r>
-      <w:r>
-        <w:rPr>
-          <w:rFonts w:ascii="Times New Roman" w:hAnsi="Times New Roman"/>
-          <w:sz w:val="24"/>
-        </w:rPr>
-        <w:t>на</w:t>
-      </w:r>
-      <w:r>
-        <w:rPr>
-          <w:rFonts w:ascii="Times New Roman" w:hAnsi="Times New Roman"/>
-          <w:sz w:val="24"/>
-        </w:rPr>
-        <w:t xml:space="preserve"> </w:t>
-      </w:r>
-      <w:r>
-        <w:rPr>
-          <w:rFonts w:ascii="Times New Roman" w:hAnsi="Times New Roman"/>
-          <w:sz w:val="24"/>
-        </w:rPr>
-        <w:t>віки</w:t>
-      </w:r>
-      <w:r>
-        <w:rPr>
-          <w:rFonts w:ascii="Times New Roman" w:hAnsi="Times New Roman"/>
-          <w:sz w:val="24"/>
-        </w:rPr>
-        <w:t xml:space="preserve"> </w:t>
-      </w:r>
-      <w:r>
-        <w:rPr>
-          <w:rFonts w:ascii="Times New Roman" w:hAnsi="Times New Roman"/>
-          <w:sz w:val="24"/>
-        </w:rPr>
-        <w:t>віків.</w:t>
+        <w:t xml:space="preserve"> Бо Твоє є царство, і сила, і слава, Отця, і Сина, і Святого Духа, нині, і повсякчас, і на віки віків.</w:t>
       </w:r>
     </w:p>
     <w:p>
@@ -55667,7 +51878,7 @@
         <w:rPr>
           <w:rFonts w:ascii="Times New Roman" w:hAnsi="Times New Roman"/>
           <w:i/>
-          <w:color w:val="FF4400"/>
+          <w:color w:val="FF0000"/>
           <w:sz w:val="24"/>
         </w:rPr>
         <w:t>Священник:</w:t>
@@ -55675,326 +51886,9 @@
       <w:r>
         <w:rPr>
           <w:rFonts w:ascii="Times New Roman" w:hAnsi="Times New Roman"/>
-          <w:i/>
-          <w:color w:val="FF4400"/>
-          <w:sz w:val="24"/>
-        </w:rPr>
-        <w:t xml:space="preserve"> </w:t>
-      </w:r>
-      <w:r>
-        <w:rPr>
-          <w:rFonts w:ascii="Times New Roman" w:hAnsi="Times New Roman"/>
-          <w:sz w:val="24"/>
-        </w:rPr>
-        <w:t>Бо</w:t>
-      </w:r>
-      <w:r>
-        <w:rPr>
-          <w:rFonts w:ascii="Times New Roman" w:hAnsi="Times New Roman"/>
-          <w:sz w:val="24"/>
-        </w:rPr>
-        <w:t xml:space="preserve"> </w:t>
-      </w:r>
-      <w:r>
-        <w:rPr>
-          <w:rFonts w:ascii="Times New Roman" w:hAnsi="Times New Roman"/>
-          <w:sz w:val="24"/>
-        </w:rPr>
-        <w:t>милостивий</w:t>
-      </w:r>
-      <w:r>
-        <w:rPr>
-          <w:rFonts w:ascii="Times New Roman" w:hAnsi="Times New Roman"/>
-          <w:sz w:val="24"/>
-        </w:rPr>
-        <w:t xml:space="preserve"> </w:t>
-      </w:r>
-      <w:r>
-        <w:rPr>
-          <w:rFonts w:ascii="Times New Roman" w:hAnsi="Times New Roman"/>
-          <w:sz w:val="24"/>
-        </w:rPr>
-        <w:t>і</w:t>
-      </w:r>
-      <w:r>
-        <w:rPr>
-          <w:rFonts w:ascii="Times New Roman" w:hAnsi="Times New Roman"/>
-          <w:sz w:val="24"/>
-        </w:rPr>
-        <w:t xml:space="preserve"> </w:t>
-      </w:r>
-      <w:r>
-        <w:rPr>
-          <w:rFonts w:ascii="Times New Roman" w:hAnsi="Times New Roman"/>
-          <w:sz w:val="24"/>
-        </w:rPr>
-        <w:t>людинолюбний</w:t>
-      </w:r>
-      <w:r>
-        <w:rPr>
-          <w:rFonts w:ascii="Times New Roman" w:hAnsi="Times New Roman"/>
-          <w:sz w:val="24"/>
-        </w:rPr>
-        <w:t xml:space="preserve"> </w:t>
-      </w:r>
-      <w:r>
-        <w:rPr>
-          <w:rFonts w:ascii="Times New Roman" w:hAnsi="Times New Roman"/>
-          <w:sz w:val="24"/>
-        </w:rPr>
-        <w:t>Бог</w:t>
-      </w:r>
-      <w:r>
-        <w:rPr>
-          <w:rFonts w:ascii="Times New Roman" w:hAnsi="Times New Roman"/>
-          <w:sz w:val="24"/>
-        </w:rPr>
-        <w:t xml:space="preserve"> </w:t>
-      </w:r>
-      <w:r>
-        <w:rPr>
-          <w:rFonts w:ascii="Times New Roman" w:hAnsi="Times New Roman"/>
-          <w:sz w:val="24"/>
-        </w:rPr>
-        <w:t>єси,</w:t>
-      </w:r>
-      <w:r>
-        <w:rPr>
-          <w:rFonts w:ascii="Times New Roman" w:hAnsi="Times New Roman"/>
-          <w:sz w:val="24"/>
-        </w:rPr>
-        <w:t xml:space="preserve"> </w:t>
-      </w:r>
-      <w:r>
-        <w:rPr>
-          <w:rFonts w:ascii="Times New Roman" w:hAnsi="Times New Roman"/>
-          <w:sz w:val="24"/>
-        </w:rPr>
-        <w:t>і</w:t>
-      </w:r>
-      <w:r>
-        <w:rPr>
-          <w:rFonts w:ascii="Times New Roman" w:hAnsi="Times New Roman"/>
-          <w:sz w:val="24"/>
-        </w:rPr>
-        <w:t xml:space="preserve"> </w:t>
-      </w:r>
-      <w:r>
-        <w:rPr>
-          <w:rFonts w:ascii="Times New Roman" w:hAnsi="Times New Roman"/>
-          <w:sz w:val="24"/>
-        </w:rPr>
-        <w:t>Тобі</w:t>
-      </w:r>
-      <w:r>
-        <w:rPr>
-          <w:rFonts w:ascii="Times New Roman" w:hAnsi="Times New Roman"/>
-          <w:sz w:val="24"/>
-        </w:rPr>
-        <w:t xml:space="preserve"> </w:t>
-      </w:r>
-      <w:r>
-        <w:rPr>
-          <w:rFonts w:ascii="Times New Roman" w:hAnsi="Times New Roman"/>
-          <w:sz w:val="24"/>
-        </w:rPr>
-        <w:t>славу</w:t>
-      </w:r>
-      <w:r>
-        <w:rPr>
-          <w:rFonts w:ascii="Times New Roman" w:hAnsi="Times New Roman"/>
-          <w:sz w:val="24"/>
-        </w:rPr>
-        <w:t xml:space="preserve"> </w:t>
-      </w:r>
-      <w:r>
-        <w:rPr>
-          <w:rFonts w:ascii="Times New Roman" w:hAnsi="Times New Roman"/>
-          <w:sz w:val="24"/>
-        </w:rPr>
-        <w:t>возсилаємо,</w:t>
-      </w:r>
-      <w:r>
-        <w:rPr>
-          <w:rFonts w:ascii="Times New Roman" w:hAnsi="Times New Roman"/>
-          <w:sz w:val="24"/>
-        </w:rPr>
-        <w:t xml:space="preserve"> </w:t>
-      </w:r>
-      <w:r>
-        <w:rPr>
-          <w:rFonts w:ascii="Times New Roman" w:hAnsi="Times New Roman"/>
-          <w:sz w:val="24"/>
-        </w:rPr>
-        <w:t>Отцю,</w:t>
-      </w:r>
-      <w:r>
-        <w:rPr>
-          <w:rFonts w:ascii="Times New Roman" w:hAnsi="Times New Roman"/>
-          <w:sz w:val="24"/>
-        </w:rPr>
-        <w:t xml:space="preserve"> </w:t>
-      </w:r>
-      <w:r>
-        <w:rPr>
-          <w:rFonts w:ascii="Times New Roman" w:hAnsi="Times New Roman"/>
-          <w:sz w:val="24"/>
-        </w:rPr>
-        <w:t>і</w:t>
-      </w:r>
-      <w:r>
-        <w:rPr>
-          <w:rFonts w:ascii="Times New Roman" w:hAnsi="Times New Roman"/>
-          <w:sz w:val="24"/>
-        </w:rPr>
-        <w:t xml:space="preserve"> </w:t>
-      </w:r>
-      <w:r>
-        <w:rPr>
-          <w:rFonts w:ascii="Times New Roman" w:hAnsi="Times New Roman"/>
-          <w:sz w:val="24"/>
-        </w:rPr>
-        <w:t>Сину,</w:t>
-      </w:r>
-      <w:r>
-        <w:rPr>
-          <w:rFonts w:ascii="Times New Roman" w:hAnsi="Times New Roman"/>
-          <w:sz w:val="24"/>
-        </w:rPr>
-        <w:t xml:space="preserve"> </w:t>
-      </w:r>
-      <w:r>
-        <w:rPr>
-          <w:rFonts w:ascii="Times New Roman" w:hAnsi="Times New Roman"/>
-          <w:sz w:val="24"/>
-        </w:rPr>
-        <w:t>і</w:t>
-      </w:r>
-      <w:r>
-        <w:rPr>
-          <w:rFonts w:ascii="Times New Roman" w:hAnsi="Times New Roman"/>
-          <w:sz w:val="24"/>
-        </w:rPr>
-        <w:t xml:space="preserve"> </w:t>
-      </w:r>
-      <w:r>
-        <w:rPr>
-          <w:rFonts w:ascii="Times New Roman" w:hAnsi="Times New Roman"/>
-          <w:sz w:val="24"/>
-        </w:rPr>
-        <w:t>Святому</w:t>
-      </w:r>
-      <w:r>
-        <w:rPr>
-          <w:rFonts w:ascii="Times New Roman" w:hAnsi="Times New Roman"/>
-          <w:sz w:val="24"/>
-        </w:rPr>
-        <w:t xml:space="preserve"> </w:t>
-      </w:r>
-      <w:r>
-        <w:rPr>
-          <w:rFonts w:ascii="Times New Roman" w:hAnsi="Times New Roman"/>
-          <w:sz w:val="24"/>
-        </w:rPr>
-        <w:t>Духові,</w:t>
-      </w:r>
-      <w:r>
-        <w:rPr>
-          <w:rFonts w:ascii="Times New Roman" w:hAnsi="Times New Roman"/>
-          <w:sz w:val="24"/>
-        </w:rPr>
-        <w:t xml:space="preserve"> </w:t>
-      </w:r>
-      <w:r>
-        <w:rPr>
-          <w:rFonts w:ascii="Times New Roman" w:hAnsi="Times New Roman"/>
-          <w:sz w:val="24"/>
-        </w:rPr>
-        <w:t>нині,</w:t>
-      </w:r>
-      <w:r>
-        <w:rPr>
-          <w:rFonts w:ascii="Times New Roman" w:hAnsi="Times New Roman"/>
-          <w:sz w:val="24"/>
-        </w:rPr>
-        <w:t xml:space="preserve"> </w:t>
-      </w:r>
-      <w:r>
-        <w:rPr>
-          <w:rFonts w:ascii="Times New Roman" w:hAnsi="Times New Roman"/>
-          <w:sz w:val="24"/>
-        </w:rPr>
-        <w:t>і</w:t>
-      </w:r>
-      <w:r>
-        <w:rPr>
-          <w:rFonts w:ascii="Times New Roman" w:hAnsi="Times New Roman"/>
-          <w:sz w:val="24"/>
-        </w:rPr>
-        <w:t xml:space="preserve"> </w:t>
-      </w:r>
-      <w:r>
-        <w:rPr>
-          <w:rFonts w:ascii="Times New Roman" w:hAnsi="Times New Roman"/>
-          <w:sz w:val="24"/>
-        </w:rPr>
-        <w:t>повсякчас,</w:t>
-      </w:r>
-      <w:r>
-        <w:rPr>
-          <w:rFonts w:ascii="Times New Roman" w:hAnsi="Times New Roman"/>
-          <w:sz w:val="24"/>
-        </w:rPr>
-        <w:t xml:space="preserve"> </w:t>
-      </w:r>
-      <w:r>
-        <w:rPr>
-          <w:rFonts w:ascii="Times New Roman" w:hAnsi="Times New Roman"/>
-          <w:sz w:val="24"/>
-        </w:rPr>
-        <w:t>і</w:t>
-      </w:r>
-      <w:r>
-        <w:rPr>
-          <w:rFonts w:ascii="Times New Roman" w:hAnsi="Times New Roman"/>
-          <w:sz w:val="24"/>
-        </w:rPr>
-        <w:t xml:space="preserve"> </w:t>
-      </w:r>
-      <w:r>
-        <w:rPr>
-          <w:rFonts w:ascii="Times New Roman" w:hAnsi="Times New Roman"/>
-          <w:sz w:val="24"/>
-        </w:rPr>
-        <w:t>на</w:t>
-      </w:r>
-      <w:r>
-        <w:rPr>
-          <w:rFonts w:ascii="Times New Roman" w:hAnsi="Times New Roman"/>
-          <w:sz w:val="24"/>
-        </w:rPr>
-        <w:t xml:space="preserve"> </w:t>
-      </w:r>
-      <w:r>
-        <w:rPr>
-          <w:rFonts w:ascii="Times New Roman" w:hAnsi="Times New Roman"/>
-          <w:sz w:val="24"/>
-        </w:rPr>
-        <w:t>віки</w:t>
-      </w:r>
-      <w:r>
-        <w:rPr>
-          <w:rFonts w:ascii="Times New Roman" w:hAnsi="Times New Roman"/>
-          <w:sz w:val="24"/>
-        </w:rPr>
-        <w:t xml:space="preserve"> </w:t>
-      </w:r>
-      <w:r>
-        <w:rPr>
-          <w:rFonts w:ascii="Times New Roman" w:hAnsi="Times New Roman"/>
-          <w:sz w:val="24"/>
-        </w:rPr>
-        <w:t>віків.</w:t>
+          <w:sz w:val="24"/>
+        </w:rPr>
+        <w:t xml:space="preserve"> Бо милостивий і людинолюбний Бог єси, і Тобі славу возсилаємо, Отцю, і Сину, і Святому Духові, нині, і повсякчас, і на віки віків.</w:t>
       </w:r>
     </w:p>
     <w:p>
@@ -56115,8 +52009,20 @@
           <w:color w:val="FF0000"/>
           <w:sz w:val="24"/>
         </w:rPr>
-        <w:t>Священ</w:t>
-      </w:r>
+        <w:t>Священник:</w:t>
+      </w:r>
+      <w:r>
+        <w:rPr>
+          <w:rFonts w:ascii="Times New Roman" w:hAnsi="Times New Roman"/>
+          <w:sz w:val="24"/>
+        </w:rPr>
+        <w:t xml:space="preserve"> Благослове́нний Христо́с Бог наш, за́вжди, ни́ні, і повсякча́с, і на ві́ки вікі́в.</w:t>
+      </w:r>
+    </w:p>
+    <w:p>
+      <w:pPr>
+        <w:spacing w:after="120"/>
+      </w:pPr>
       <w:r>
         <w:rPr>
           <w:rFonts w:ascii="Times New Roman" w:hAnsi="Times New Roman"/>
@@ -56124,8 +52030,28 @@
           <w:color w:val="FF0000"/>
           <w:sz w:val="24"/>
         </w:rPr>
-        <w:t>н</w:t>
-      </w:r>
+        <w:t>Вірні:</w:t>
+      </w:r>
+      <w:r>
+        <w:rPr>
+          <w:rFonts w:ascii="Times New Roman" w:hAnsi="Times New Roman"/>
+          <w:color w:val="FF0000"/>
+          <w:sz w:val="24"/>
+        </w:rPr>
+        <w:t xml:space="preserve"> </w:t>
+      </w:r>
+      <w:r>
+        <w:rPr>
+          <w:rFonts w:ascii="Times New Roman" w:hAnsi="Times New Roman"/>
+          <w:sz w:val="24"/>
+        </w:rPr>
+        <w:t>Амі́нь. Утверди́, Бо́же, святу́ правосла́вну ві́ру на ві́ки вікі́в.</w:t>
+      </w:r>
+    </w:p>
+    <w:p>
+      <w:pPr>
+        <w:spacing w:after="120"/>
+      </w:pPr>
       <w:r>
         <w:rPr>
           <w:rFonts w:ascii="Times New Roman" w:hAnsi="Times New Roman"/>
@@ -56133,22 +52059,14 @@
           <w:color w:val="FF0000"/>
           <w:sz w:val="24"/>
         </w:rPr>
-        <w:t>ик:</w:t>
-      </w:r>
-      <w:r>
-        <w:rPr>
-          <w:rFonts w:ascii="Times New Roman" w:hAnsi="Times New Roman"/>
-          <w:color w:val="FF0000"/>
-          <w:sz w:val="24"/>
-        </w:rPr>
-        <w:t xml:space="preserve"> </w:t>
-      </w:r>
-      <w:r>
-        <w:rPr>
-          <w:rFonts w:ascii="Times New Roman" w:hAnsi="Times New Roman"/>
-          <w:sz w:val="24"/>
-        </w:rPr>
-        <w:t>Благослове́нний Христо́с Бог наш, за́вжди, ни́ні, і повсякча́с, і на ві́ки вікі́в.</w:t>
+        <w:t>Священник:</w:t>
+      </w:r>
+      <w:r>
+        <w:rPr>
+          <w:rFonts w:ascii="Times New Roman" w:hAnsi="Times New Roman"/>
+          <w:sz w:val="24"/>
+        </w:rPr>
+        <w:t xml:space="preserve"> Пресвята́ Богоро́дице, спаси́ нас.</w:t>
       </w:r>
     </w:p>
     <w:p>
@@ -56177,7 +52095,7 @@
           <w:rFonts w:ascii="Times New Roman" w:hAnsi="Times New Roman"/>
           <w:sz w:val="24"/>
         </w:rPr>
-        <w:t>Амі́нь. Утверди́, Бо́же, святу́ правосла́вну ві́ру на ві́ки вікі́в.</w:t>
+        <w:t>Чесні́шу від херуви́мів* і незрівня́нно славні́шу від серафи́мів,* що без зотлі́ння Бо́га Сло́во породи́ла,* су́щу Богоро́дицю, тебе́ велича́ємо.</w:t>
       </w:r>
     </w:p>
     <w:p>
@@ -56191,8 +52109,20 @@
           <w:color w:val="FF0000"/>
           <w:sz w:val="24"/>
         </w:rPr>
-        <w:t>Священ</w:t>
-      </w:r>
+        <w:t>Священник:</w:t>
+      </w:r>
+      <w:r>
+        <w:rPr>
+          <w:rFonts w:ascii="Times New Roman" w:hAnsi="Times New Roman"/>
+          <w:sz w:val="24"/>
+        </w:rPr>
+        <w:t xml:space="preserve"> Сла́ва Тобі́, Хри́сте Бо́же, упова́ння на́ше, сла́ва Тобі́!</w:t>
+      </w:r>
+    </w:p>
+    <w:p>
+      <w:pPr>
+        <w:spacing w:after="120"/>
+      </w:pPr>
       <w:r>
         <w:rPr>
           <w:rFonts w:ascii="Times New Roman" w:hAnsi="Times New Roman"/>
@@ -56200,7 +52130,22 @@
           <w:color w:val="FF0000"/>
           <w:sz w:val="24"/>
         </w:rPr>
-        <w:t>н</w:t>
+        <w:t>Вірні:</w:t>
+      </w:r>
+      <w:r>
+        <w:rPr>
+          <w:rFonts w:ascii="Times New Roman" w:hAnsi="Times New Roman"/>
+          <w:color w:val="FF0000"/>
+          <w:sz w:val="24"/>
+        </w:rPr>
+        <w:t xml:space="preserve"> </w:t>
+      </w:r>
+      <w:r>
+        <w:rPr>
+          <w:rFonts w:ascii="Times New Roman" w:hAnsi="Times New Roman"/>
+          <w:sz w:val="24"/>
+        </w:rPr>
+        <w:t xml:space="preserve">Сла́ва Отцю́, і Си́ну, і Свято́му Ду́хові, і ни́ні, і повсякча́с, і на ві́ки вікі́в. Амі́нь. Го́споди, поми́луй. </w:t>
       </w:r>
       <w:r>
         <w:rPr>
@@ -56209,22 +52154,14 @@
           <w:color w:val="FF0000"/>
           <w:sz w:val="24"/>
         </w:rPr>
-        <w:t>ик:</w:t>
-      </w:r>
-      <w:r>
-        <w:rPr>
-          <w:rFonts w:ascii="Times New Roman" w:hAnsi="Times New Roman"/>
-          <w:color w:val="FF0000"/>
-          <w:sz w:val="24"/>
-        </w:rPr>
-        <w:t xml:space="preserve"> </w:t>
-      </w:r>
-      <w:r>
-        <w:rPr>
-          <w:rFonts w:ascii="Times New Roman" w:hAnsi="Times New Roman"/>
-          <w:sz w:val="24"/>
-        </w:rPr>
-        <w:t>Пресвята́ Богоро́дице, спаси́ нас.</w:t>
+        <w:t>(3 р.)</w:t>
+      </w:r>
+      <w:r>
+        <w:rPr>
+          <w:rFonts w:ascii="Times New Roman" w:hAnsi="Times New Roman"/>
+          <w:sz w:val="24"/>
+        </w:rPr>
+        <w:t xml:space="preserve"> Благослови́.</w:t>
       </w:r>
     </w:p>
     <w:p>
@@ -56238,28 +52175,15 @@
           <w:color w:val="FF0000"/>
           <w:sz w:val="24"/>
         </w:rPr>
-        <w:t>Вірні:</w:t>
-      </w:r>
-      <w:r>
-        <w:rPr>
-          <w:rFonts w:ascii="Times New Roman" w:hAnsi="Times New Roman"/>
-          <w:color w:val="FF0000"/>
-          <w:sz w:val="24"/>
-        </w:rPr>
-        <w:t xml:space="preserve"> </w:t>
-      </w:r>
-      <w:r>
-        <w:rPr>
-          <w:rFonts w:ascii="Times New Roman" w:hAnsi="Times New Roman"/>
-          <w:sz w:val="24"/>
-        </w:rPr>
-        <w:t>Чесні́шу від херуви́мів* і незрівня́нно славні́шу від серафи́мів,* що без зотлі́ння Бо́га Сло́во породи́ла,* су́щу Богоро́дицю, тебе́ велича́ємо.</w:t>
-      </w:r>
-    </w:p>
-    <w:p>
-      <w:pPr>
-        <w:spacing w:after="120"/>
-      </w:pPr>
+        <w:t>Священник:</w:t>
+      </w:r>
+      <w:r>
+        <w:rPr>
+          <w:rFonts w:ascii="Times New Roman" w:hAnsi="Times New Roman"/>
+          <w:sz w:val="24"/>
+        </w:rPr>
+        <w:t xml:space="preserve"> Христос, істинний Бог наш, що в Йордані христитися зволив від Івана спасіння нашого ради - молитвами пречистої Своєї Матері, святих славних і всехвальних апостолів, і святого, </w:t>
+      </w:r>
       <w:r>
         <w:rPr>
           <w:rFonts w:ascii="Times New Roman" w:hAnsi="Times New Roman"/>
@@ -56267,149 +52191,14 @@
           <w:color w:val="FF0000"/>
           <w:sz w:val="24"/>
         </w:rPr>
-        <w:t>Священ</w:t>
-      </w:r>
-      <w:r>
-        <w:rPr>
-          <w:rFonts w:ascii="Times New Roman" w:hAnsi="Times New Roman"/>
-          <w:i/>
-          <w:color w:val="FF0000"/>
-          <w:sz w:val="24"/>
-        </w:rPr>
-        <w:t>н</w:t>
-      </w:r>
-      <w:r>
-        <w:rPr>
-          <w:rFonts w:ascii="Times New Roman" w:hAnsi="Times New Roman"/>
-          <w:i/>
-          <w:color w:val="FF0000"/>
-          <w:sz w:val="24"/>
-        </w:rPr>
-        <w:t>ик:</w:t>
-      </w:r>
-      <w:r>
-        <w:rPr>
-          <w:rFonts w:ascii="Times New Roman" w:hAnsi="Times New Roman"/>
-          <w:color w:val="FF0000"/>
-          <w:sz w:val="24"/>
-        </w:rPr>
-        <w:t xml:space="preserve"> </w:t>
-      </w:r>
-      <w:r>
-        <w:rPr>
-          <w:rFonts w:ascii="Times New Roman" w:hAnsi="Times New Roman"/>
-          <w:sz w:val="24"/>
-        </w:rPr>
-        <w:t>Сла́ва Тобі́, Хри́сте Бо́же, упова́ння на́ше, сла́ва Тобі́!</w:t>
-      </w:r>
-    </w:p>
-    <w:p>
-      <w:pPr>
-        <w:spacing w:after="120"/>
-      </w:pPr>
-      <w:r>
-        <w:rPr>
-          <w:rFonts w:ascii="Times New Roman" w:hAnsi="Times New Roman"/>
-          <w:i/>
-          <w:color w:val="FF0000"/>
-          <w:sz w:val="24"/>
-        </w:rPr>
-        <w:t>Вірні:</w:t>
-      </w:r>
-      <w:r>
-        <w:rPr>
-          <w:rFonts w:ascii="Times New Roman" w:hAnsi="Times New Roman"/>
-          <w:color w:val="FF0000"/>
-          <w:sz w:val="24"/>
-        </w:rPr>
-        <w:t xml:space="preserve"> </w:t>
-      </w:r>
-      <w:r>
-        <w:rPr>
-          <w:rFonts w:ascii="Times New Roman" w:hAnsi="Times New Roman"/>
-          <w:sz w:val="24"/>
-        </w:rPr>
-        <w:t xml:space="preserve">Сла́ва Отцю́, і Си́ну, і Свято́му Ду́хові, і ни́ні, і повсякча́с, і на ві́ки вікі́в. Амі́нь. Го́споди, поми́луй. </w:t>
-      </w:r>
-      <w:r>
-        <w:rPr>
-          <w:rFonts w:ascii="Times New Roman" w:hAnsi="Times New Roman"/>
-          <w:i/>
-          <w:color w:val="FF0000"/>
-          <w:sz w:val="24"/>
-        </w:rPr>
-        <w:t>(3 р.)</w:t>
-      </w:r>
-      <w:r>
-        <w:rPr>
-          <w:rFonts w:ascii="Times New Roman" w:hAnsi="Times New Roman"/>
-          <w:sz w:val="24"/>
-        </w:rPr>
-        <w:t xml:space="preserve"> Благослови́.</w:t>
-      </w:r>
-    </w:p>
-    <w:p>
-      <w:pPr>
-        <w:spacing w:after="120"/>
-        <w:jc w:val="both"/>
-        <w:rPr>
-          <w:rFonts w:ascii="Times New Roman" w:eastAsia="Times New Roman" w:hAnsi="Times New Roman" w:cs="Times New Roman"/>
-          <w:sz w:val="24"/>
-          <w:szCs w:val="24"/>
-        </w:rPr>
-      </w:pPr>
-      <w:r>
-        <w:rPr>
-          <w:rFonts w:ascii="Times New Roman" w:eastAsia="Times New Roman" w:hAnsi="Times New Roman" w:cs="Times New Roman"/>
-          <w:i/>
-          <w:color w:val="FF0000"/>
-          <w:sz w:val="24"/>
-          <w:szCs w:val="24"/>
-        </w:rPr>
-        <w:t>Священик:</w:t>
-      </w:r>
-      <w:r>
-        <w:rPr>
-          <w:rFonts w:ascii="Times New Roman" w:eastAsia="Times New Roman" w:hAnsi="Times New Roman" w:cs="Times New Roman"/>
-          <w:color w:val="FF0000"/>
-          <w:sz w:val="24"/>
-          <w:szCs w:val="24"/>
-        </w:rPr>
-        <w:t xml:space="preserve"> </w:t>
-      </w:r>
-      <w:r>
-        <w:rPr>
-          <w:rFonts w:ascii="Times New Roman" w:eastAsia="Times New Roman" w:hAnsi="Times New Roman" w:cs="Times New Roman"/>
-          <w:sz w:val="24"/>
-          <w:szCs w:val="24"/>
-        </w:rPr>
-        <w:t>Христос, істинний Бог наш, що в Йордані хреститися зволив вiд Івана спасіння нашого ради, молитвами пречистої своєї Матері, святих, славних і всехвальних апостолів, і святого (</w:t>
-      </w:r>
-      <w:r>
-        <w:rPr>
-          <w:rFonts w:ascii="Times New Roman" w:eastAsia="Times New Roman" w:hAnsi="Times New Roman" w:cs="Times New Roman"/>
-          <w:i/>
-          <w:color w:val="FF0000"/>
-          <w:sz w:val="24"/>
-          <w:szCs w:val="24"/>
-        </w:rPr>
-        <w:t>ім'я, якого є храм</w:t>
-      </w:r>
-      <w:r>
-        <w:rPr>
-          <w:rFonts w:ascii="Times New Roman" w:eastAsia="Times New Roman" w:hAnsi="Times New Roman" w:cs="Times New Roman"/>
-          <w:sz w:val="24"/>
-          <w:szCs w:val="24"/>
-        </w:rPr>
-        <w:t>), і святих мучеників Єрміла і Стратоніка, преподобн</w:t>
-      </w:r>
-      <w:r>
-        <w:rPr>
-          <w:rFonts w:ascii="Times New Roman" w:eastAsia="Times New Roman" w:hAnsi="Times New Roman" w:cs="Times New Roman"/>
-          <w:sz w:val="24"/>
-          <w:szCs w:val="24"/>
-        </w:rPr>
-        <w:t>их отців у Синаї і Раїті повбиваних, і всіх святих, помилує і спасе нас, як благий і людинолюбний.</w:t>
+        <w:t>якого є храм</w:t>
+      </w:r>
+      <w:r>
+        <w:rPr>
+          <w:rFonts w:ascii="Times New Roman" w:hAnsi="Times New Roman"/>
+          <w:sz w:val="24"/>
+        </w:rPr>
+        <w:t>, і святих мучеників Єрмила і Стратоніка, і всіх святих - помилує і спасе нас як благий і людинолюбний.</w:t>
       </w:r>
     </w:p>
     <w:p>
